--- a/assets/docs/lop1/Tieng Anh - Lop 1.docx
+++ b/assets/docs/lop1/Tieng Anh - Lop 1.docx
@@ -291,7 +291,7 @@
                 <w:i w:val="0"/>
                 <w:sz w:val="20"/>
               </w:rPr>
-              <w:t>Unit 1: In the school playground – Lesson 1 (1, 2) &amp; Lesson 2 (3, 4, 5)</w:t>
+              <w:t>Unit 1: In the school playground – Lesson 1 (Activities 1–2)</w:t>
             </w:r>
           </w:p>
         </w:tc>
@@ -330,7 +330,7 @@
                 <w:i w:val="0"/>
                 <w:sz w:val="18"/>
               </w:rPr>
-              <w:t>Digital competence 1.3.CB1a: Guide pupils to access and open the lesson audio files on a safe digital learning resources website; Life skills: Communication skills: confidently greet others and introduce themselves in simple sentences</w:t>
+              <w:t>Digital competence 1.1.CB1a: Listen to the word audio on the class computer and point to the right pictures on the projector (Bill, ball, bike and book); Life skills: Communication skills: confidently greet others and introduce themselves in simple sentences</w:t>
             </w:r>
           </w:p>
         </w:tc>
@@ -370,7 +370,6 @@
                 <w:i w:val="0"/>
                 <w:sz w:val="20"/>
               </w:rPr>
-              <w:t>Tuần 2</w:t>
             </w:r>
           </w:p>
         </w:tc>
@@ -389,7 +388,6 @@
                 <w:i w:val="0"/>
                 <w:sz w:val="20"/>
               </w:rPr>
-              <w:t>Me and my friends</w:t>
             </w:r>
           </w:p>
         </w:tc>
@@ -408,7 +406,7 @@
                 <w:i w:val="0"/>
                 <w:sz w:val="20"/>
               </w:rPr>
-              <w:t>Unit 1: In the school playground – Lesson 3</w:t>
+              <w:t>Unit 1: In the school playground – Lesson 2 (Activities 3–5)</w:t>
             </w:r>
           </w:p>
         </w:tc>
@@ -447,7 +445,7 @@
                 <w:i w:val="0"/>
                 <w:sz w:val="18"/>
               </w:rPr>
-              <w:t>Life skills: Communication skills: confidently greet others and introduce themselves in simple sentences</w:t>
+              <w:t>Digital competence 1.3.CB1a: Guide pupils to access and open the lesson audio files on a safe digital learning resources website; Life skills: Communication skills: confidently greet others and introduce themselves in simple sentences</w:t>
             </w:r>
           </w:p>
         </w:tc>
@@ -487,7 +485,7 @@
                 <w:i w:val="0"/>
                 <w:sz w:val="20"/>
               </w:rPr>
-              <w:t>Tuần 3</w:t>
+              <w:t>Tuần 2</w:t>
             </w:r>
           </w:p>
         </w:tc>
@@ -506,7 +504,7 @@
                 <w:i w:val="0"/>
                 <w:sz w:val="20"/>
               </w:rPr>
-              <w:t>Me and my family</w:t>
+              <w:t>Me and my friends</w:t>
             </w:r>
           </w:p>
         </w:tc>
@@ -525,7 +523,7 @@
                 <w:i w:val="0"/>
                 <w:sz w:val="20"/>
               </w:rPr>
-              <w:t>Unit 2: In the dining room – Lesson 1 &amp; 2</w:t>
+              <w:t>Unit 1: In the school playground – Lesson 3 (Activities 6–8)</w:t>
             </w:r>
           </w:p>
         </w:tc>
@@ -564,7 +562,7 @@
                 <w:i w:val="0"/>
                 <w:sz w:val="18"/>
               </w:rPr>
-              <w:t>Life skills: Communication skills: confidently greet others and introduce themselves in simple sentences</w:t>
+              <w:t>Digital competence 1.1.CB1a: Listen to the lesson audio on the class computer and point to the right character on the screen to find the information they hear; Life skills: Communication skills: confidently greet others and introduce themselves in simple sentences</w:t>
             </w:r>
           </w:p>
         </w:tc>
@@ -604,7 +602,6 @@
                 <w:i w:val="0"/>
                 <w:sz w:val="20"/>
               </w:rPr>
-              <w:t>Tuần 4</w:t>
             </w:r>
           </w:p>
         </w:tc>
@@ -642,7 +639,7 @@
                 <w:i w:val="0"/>
                 <w:sz w:val="20"/>
               </w:rPr>
-              <w:t>Unit 2: In the dining room – Lesson 3</w:t>
+              <w:t>Unit 2: In the dining room – Lesson 1 (Activities 1–2)</w:t>
             </w:r>
           </w:p>
         </w:tc>
@@ -681,7 +678,7 @@
                 <w:i w:val="0"/>
                 <w:sz w:val="18"/>
               </w:rPr>
-              <w:t>Digital competence 3.1.CB1a: Practise drawing a simple birthday cake in Paint; Life skills: Communication skills: confidently greet others and introduce themselves in simple sentences</w:t>
+              <w:t>Digital competence 1.1.CB1a: Look at the pictures on the projector and listen to the audio on the class computer to find the right word (cake, car, cat, cup); Life skills: Communication skills: confidently greet others and introduce themselves in simple sentences</w:t>
             </w:r>
           </w:p>
         </w:tc>
@@ -721,7 +718,7 @@
                 <w:i w:val="0"/>
                 <w:sz w:val="20"/>
               </w:rPr>
-              <w:t>Tuần 5</w:t>
+              <w:t>Tuần 3</w:t>
             </w:r>
           </w:p>
         </w:tc>
@@ -759,7 +756,7 @@
                 <w:i w:val="0"/>
                 <w:sz w:val="20"/>
               </w:rPr>
-              <w:t>Fun time 1</w:t>
+              <w:t>Unit 2: In the dining room – Lesson 2 (Activities 3–5)</w:t>
             </w:r>
           </w:p>
         </w:tc>
@@ -798,7 +795,7 @@
                 <w:i w:val="0"/>
                 <w:sz w:val="18"/>
               </w:rPr>
-              <w:t>Life skills: Communication skills: confidently greet others and introduce themselves in simple sentences</w:t>
+              <w:t>Digital competence 1.3.CB1a: Watch and listen to the Unit 2 chant on the safe learning website hoclieu.vn on the projector with the teacher’s guidance; Life skills: Communication skills: confidently greet others and introduce themselves in simple sentences</w:t>
             </w:r>
           </w:p>
         </w:tc>
@@ -838,7 +835,6 @@
                 <w:i w:val="0"/>
                 <w:sz w:val="20"/>
               </w:rPr>
-              <w:t>Tuần 6</w:t>
             </w:r>
           </w:p>
         </w:tc>
@@ -857,7 +853,6 @@
                 <w:i w:val="0"/>
                 <w:sz w:val="20"/>
               </w:rPr>
-              <w:t>Me and the world around</w:t>
             </w:r>
           </w:p>
         </w:tc>
@@ -876,7 +871,7 @@
                 <w:i w:val="0"/>
                 <w:sz w:val="20"/>
               </w:rPr>
-              <w:t>Unit 3: At the street market – Lesson 1 &amp; 2</w:t>
+              <w:t>Unit 2: In the dining room – Lesson 3 (Activities 6–8)</w:t>
             </w:r>
           </w:p>
         </w:tc>
@@ -915,7 +910,7 @@
                 <w:i w:val="0"/>
                 <w:sz w:val="18"/>
               </w:rPr>
-              <w:t>Digital competence 1.1.CB1b: Search safely for pictures of a country market; Life skills: Communication skills: confidently greet others and introduce themselves in simple sentences</w:t>
+              <w:t>Digital competence 3.1.CB1a: Practise drawing a simple birthday cake in Paint; Life skills: Communication skills: confidently greet others and introduce themselves in simple sentences</w:t>
             </w:r>
           </w:p>
         </w:tc>
@@ -955,7 +950,7 @@
                 <w:i w:val="0"/>
                 <w:sz w:val="20"/>
               </w:rPr>
-              <w:t>Tuần 7</w:t>
+              <w:t>Tuần 4</w:t>
             </w:r>
           </w:p>
         </w:tc>
@@ -974,7 +969,7 @@
                 <w:i w:val="0"/>
                 <w:sz w:val="20"/>
               </w:rPr>
-              <w:t>Me and my friends</w:t>
+              <w:t>Revision / Fun time</w:t>
             </w:r>
           </w:p>
         </w:tc>
@@ -993,7 +988,7 @@
                 <w:i w:val="0"/>
                 <w:sz w:val="20"/>
               </w:rPr>
-              <w:t>Unit 3: At the street market – Lesson 3</w:t>
+              <w:t>Fun time 1 – Lesson 1</w:t>
             </w:r>
           </w:p>
         </w:tc>
@@ -1032,7 +1027,7 @@
                 <w:i w:val="0"/>
                 <w:sz w:val="18"/>
               </w:rPr>
-              <w:t>AI 1.C1.3: How an AI camera scans images and recognises circles and squares in real life; Life skills: Communication skills: confidently greet others and introduce themselves in simple sentences</w:t>
+              <w:t>Digital competence 1.1.CB1a: Look at the word pictures of Units 1 and 2 on the projector and find the right picture when they hear a word; Life skills: Communication skills: confidently greet others and introduce themselves in simple sentences</w:t>
             </w:r>
           </w:p>
         </w:tc>
@@ -1072,7 +1067,6 @@
                 <w:i w:val="0"/>
                 <w:sz w:val="20"/>
               </w:rPr>
-              <w:t>Tuần 8</w:t>
             </w:r>
           </w:p>
         </w:tc>
@@ -1091,7 +1085,6 @@
                 <w:i w:val="0"/>
                 <w:sz w:val="20"/>
               </w:rPr>
-              <w:t>Me and my family</w:t>
             </w:r>
           </w:p>
         </w:tc>
@@ -1110,7 +1103,7 @@
                 <w:i w:val="0"/>
                 <w:sz w:val="20"/>
               </w:rPr>
-              <w:t>Unit 4: In the bedroom – Lesson 1 &amp; 2</w:t>
+              <w:t>Fun time 1 – Lesson 2</w:t>
             </w:r>
           </w:p>
         </w:tc>
@@ -1149,7 +1142,7 @@
                 <w:i w:val="0"/>
                 <w:sz w:val="18"/>
               </w:rPr>
-              <w:t>Life skills: Communication skills: confidently greet others and introduce themselves in simple sentences</w:t>
+              <w:t>Digital competence 1.2.CB1a: Look at the word pictures of Units 1 and 2 in a picture quiz on the projector and choose the right answer with the class; Life skills: Communication skills: confidently greet others and introduce themselves in simple sentences</w:t>
             </w:r>
           </w:p>
         </w:tc>
@@ -1189,7 +1182,7 @@
                 <w:i w:val="0"/>
                 <w:sz w:val="20"/>
               </w:rPr>
-              <w:t>Tuần 9</w:t>
+              <w:t>Tuần 5</w:t>
             </w:r>
           </w:p>
         </w:tc>
@@ -1208,7 +1201,7 @@
                 <w:i w:val="0"/>
                 <w:sz w:val="20"/>
               </w:rPr>
-              <w:t>Me and my family</w:t>
+              <w:t>Me and the world around</w:t>
             </w:r>
           </w:p>
         </w:tc>
@@ -1227,7 +1220,7 @@
                 <w:i w:val="0"/>
                 <w:sz w:val="20"/>
               </w:rPr>
-              <w:t>Unit 4: In the bedroom – Lesson 3</w:t>
+              <w:t>Unit 3: At the street market – Lesson 1 (Activities 1–2)</w:t>
             </w:r>
           </w:p>
         </w:tc>
@@ -1266,7 +1259,7 @@
                 <w:i w:val="0"/>
                 <w:sz w:val="18"/>
               </w:rPr>
-              <w:t>Life skills: Communication skills: confidently greet others and introduce themselves in simple sentences</w:t>
+              <w:t>Digital competence 1.1.CB1b: Search safely for pictures of a country market; Life skills: Communication skills: confidently greet others and introduce themselves in simple sentences</w:t>
             </w:r>
           </w:p>
         </w:tc>
@@ -1306,7 +1299,6 @@
                 <w:i w:val="0"/>
                 <w:sz w:val="20"/>
               </w:rPr>
-              <w:t>Tuần 10</w:t>
             </w:r>
           </w:p>
         </w:tc>
@@ -1343,7 +1335,7 @@
                 <w:i w:val="0"/>
                 <w:sz w:val="20"/>
               </w:rPr>
-              <w:t>Unit 5: At the fish and chip shop – Lesson 1 &amp; 2</w:t>
+              <w:t>Unit 3: At the street market – Lesson 2 (Activities 3–5)</w:t>
             </w:r>
           </w:p>
         </w:tc>
@@ -1382,7 +1374,7 @@
                 <w:i w:val="0"/>
                 <w:sz w:val="18"/>
               </w:rPr>
-              <w:t>AI 1.C1.1: Recognise the AI system in automatic ordering machines that quickly identifies fish dishes; Ethics: Know how to say "Thank you" when receiving food from parents or staff; Life skills: Communication skills: confidently greet others and introduce themselves in simple sentences</w:t>
+              <w:t>Digital competence 1.3.CB1a: Watch and listen to the Unit 3 chant on the safe learning website hoclieu.vn on the projector with the teacher’s guidance; Life skills: Communication skills: confidently greet others and introduce themselves in simple sentences</w:t>
             </w:r>
           </w:p>
         </w:tc>
@@ -1422,7 +1414,7 @@
                 <w:i w:val="0"/>
                 <w:sz w:val="20"/>
               </w:rPr>
-              <w:t>Tuần 11</w:t>
+              <w:t>Tuần 6</w:t>
             </w:r>
           </w:p>
         </w:tc>
@@ -1441,7 +1433,7 @@
                 <w:i w:val="0"/>
                 <w:sz w:val="20"/>
               </w:rPr>
-              <w:t>Me and my school</w:t>
+              <w:t>Me and the world around</w:t>
             </w:r>
           </w:p>
         </w:tc>
@@ -1460,7 +1452,7 @@
                 <w:i w:val="0"/>
                 <w:sz w:val="20"/>
               </w:rPr>
-              <w:t>Unit 5: At the fish and chip shop – Lesson 3</w:t>
+              <w:t>Unit 3: At the street market – Lesson 3 (Activities 6–8)</w:t>
             </w:r>
           </w:p>
         </w:tc>
@@ -1499,7 +1491,7 @@
                 <w:i w:val="0"/>
                 <w:sz w:val="18"/>
               </w:rPr>
-              <w:t>AI 1.D1.1: For a robot to know the types of milk, pupils need to show the machine pictures of strawberry milk and plain milk cartons so that it does not learn wrongly; Life skills: Communication skills: confidently greet others and introduce themselves in simple sentences</w:t>
+              <w:t>AI 1.C1.3: How an AI camera scans images and recognises circles and squares in real life; Life skills: Communication skills: confidently greet others and introduce themselves in simple sentences</w:t>
             </w:r>
           </w:p>
         </w:tc>
@@ -1539,7 +1531,6 @@
                 <w:i w:val="0"/>
                 <w:sz w:val="20"/>
               </w:rPr>
-              <w:t>Tuần 12</w:t>
             </w:r>
           </w:p>
         </w:tc>
@@ -1558,7 +1549,7 @@
                 <w:i w:val="0"/>
                 <w:sz w:val="20"/>
               </w:rPr>
-              <w:t>Me and my school</w:t>
+              <w:t>Me and my family</w:t>
             </w:r>
           </w:p>
         </w:tc>
@@ -1577,7 +1568,7 @@
                 <w:i w:val="0"/>
                 <w:sz w:val="20"/>
               </w:rPr>
-              <w:t>Unit 6: In the classroom – Lesson 1 &amp; 2</w:t>
+              <w:t>Unit 4: In the bedroom – Lesson 1 (Activities 1–2)</w:t>
             </w:r>
           </w:p>
         </w:tc>
@@ -1616,7 +1607,7 @@
                 <w:i w:val="0"/>
                 <w:sz w:val="18"/>
               </w:rPr>
-              <w:t>AI 1.C1.1: Recognise AI in the smart interactive board that helps the teacher practise writing the letter Pp, pen, pencil; Digital competence 4.1.CB1a: Turn off the computer at the end of the lesson to protect the device; Life skills: Communication skills: confidently greet others and introduce themselves in simple sentences</w:t>
+              <w:t>Digital competence 1.1.CB1a: Listen to the audio on the class computer and point to the right pictures in the Pupil’s Book (desk, dog, door, duck); Life skills: Communication skills: confidently greet others and introduce themselves in simple sentences</w:t>
             </w:r>
           </w:p>
         </w:tc>
@@ -1656,7 +1647,7 @@
                 <w:i w:val="0"/>
                 <w:sz w:val="20"/>
               </w:rPr>
-              <w:t>Tuần 13</w:t>
+              <w:t>Tuần 7</w:t>
             </w:r>
           </w:p>
         </w:tc>
@@ -1675,7 +1666,7 @@
                 <w:i w:val="0"/>
                 <w:sz w:val="20"/>
               </w:rPr>
-              <w:t>Me and my school</w:t>
+              <w:t>Me and my family</w:t>
             </w:r>
           </w:p>
         </w:tc>
@@ -1694,7 +1685,7 @@
                 <w:i w:val="0"/>
                 <w:sz w:val="20"/>
               </w:rPr>
-              <w:t>Unit 6: In the classroom – Lesson 3</w:t>
+              <w:t>Unit 4: In the bedroom – Lesson 2 (Activities 3–5)</w:t>
             </w:r>
           </w:p>
         </w:tc>
@@ -1733,7 +1724,7 @@
                 <w:i w:val="0"/>
                 <w:sz w:val="18"/>
               </w:rPr>
-              <w:t>AI 1.A1.1: Discussion: Humans decide to use pencils to draw creative pictures; AI only follows commands; Digital competence 3.1.CB1a: Practise drawing a classroom object (a rectangle) on the computer; Life skills: Communication skills: confidently greet others and introduce themselves in simple sentences</w:t>
+              <w:t>Digital competence 1.3.CB1a: Watch and listen to the Unit 4 chant on the safe learning website hoclieu.vn on the projector with the teacher’s guidance; Life skills: Communication skills: confidently greet others and introduce themselves in simple sentences</w:t>
             </w:r>
           </w:p>
         </w:tc>
@@ -1773,7 +1764,6 @@
                 <w:i w:val="0"/>
                 <w:sz w:val="20"/>
               </w:rPr>
-              <w:t>Tuần 14</w:t>
             </w:r>
           </w:p>
         </w:tc>
@@ -1810,7 +1800,7 @@
                 <w:i w:val="0"/>
                 <w:sz w:val="20"/>
               </w:rPr>
-              <w:t>Fun time 2</w:t>
+              <w:t>Unit 4: In the bedroom – Lesson 3 (Activities 6–8)</w:t>
             </w:r>
           </w:p>
         </w:tc>
@@ -1849,7 +1839,7 @@
                 <w:i w:val="0"/>
                 <w:sz w:val="18"/>
               </w:rPr>
-              <w:t>AI 1.C1.1: Compare how fast pupils find words with how fast AI scans data to find the answer in an instant</w:t>
+              <w:t>Digital competence 1.1.CB1a: Watch and listen to the song on hoclieu.vn on the projector and follow the words and the actions; Life skills: Communication skills: confidently greet others and introduce themselves in simple sentences</w:t>
             </w:r>
           </w:p>
         </w:tc>
@@ -1889,7 +1879,7 @@
                 <w:i w:val="0"/>
                 <w:sz w:val="20"/>
               </w:rPr>
-              <w:t>Tuần 15</w:t>
+              <w:t>Tuần 8</w:t>
             </w:r>
           </w:p>
         </w:tc>
@@ -1908,7 +1898,7 @@
                 <w:i w:val="0"/>
                 <w:sz w:val="20"/>
               </w:rPr>
-              <w:t>Me and my family</w:t>
+              <w:t>Revision / Self-check</w:t>
             </w:r>
           </w:p>
         </w:tc>
@@ -1927,7 +1917,7 @@
                 <w:i w:val="0"/>
                 <w:sz w:val="20"/>
               </w:rPr>
-              <w:t>Unit 7: In the garden – Lesson 1 &amp; 2</w:t>
+              <w:t>Review 1 – Phil and Sue</w:t>
             </w:r>
           </w:p>
         </w:tc>
@@ -1966,7 +1956,7 @@
                 <w:i w:val="0"/>
                 <w:sz w:val="18"/>
               </w:rPr>
-              <w:t>AI 1.C1.1: Recognise smart (AI) devices that automatically water the garden when the soil is dry; Ethics: Love nature and protect green trees; Life skills: Communication skills: confidently greet others and introduce themselves in simple sentences</w:t>
+              <w:t>Digital competence 1.2.CB1a: Look at the Phil and Sue story pictures on the projector and find simple information (who, what they see) to answer the teacher’s questions</w:t>
             </w:r>
           </w:p>
         </w:tc>
@@ -2006,7 +1996,6 @@
                 <w:i w:val="0"/>
                 <w:sz w:val="20"/>
               </w:rPr>
-              <w:t>Tuần 16</w:t>
             </w:r>
           </w:p>
         </w:tc>
@@ -2025,7 +2014,6 @@
                 <w:i w:val="0"/>
                 <w:sz w:val="20"/>
               </w:rPr>
-              <w:t>Me and my family</w:t>
             </w:r>
           </w:p>
         </w:tc>
@@ -2044,7 +2032,7 @@
                 <w:i w:val="0"/>
                 <w:sz w:val="20"/>
               </w:rPr>
-              <w:t>Unit 7: In the garden – Lesson 3</w:t>
+              <w:t>Review 1 – Self-check – Part 1</w:t>
             </w:r>
           </w:p>
         </w:tc>
@@ -2083,7 +2071,7 @@
                 <w:i w:val="0"/>
                 <w:sz w:val="18"/>
               </w:rPr>
-              <w:t>Life skills: Communication skills: confidently greet others and introduce themselves in simple sentences</w:t>
+              <w:t>Digital competence 1.1.CB1a: Listen to the Self-check audio on the class computer and check their answers on the screen with the teacher’s guidance</w:t>
             </w:r>
           </w:p>
         </w:tc>
@@ -2123,7 +2111,7 @@
                 <w:i w:val="0"/>
                 <w:sz w:val="20"/>
               </w:rPr>
-              <w:t>Tuần 17</w:t>
+              <w:t>Tuần 9</w:t>
             </w:r>
           </w:p>
         </w:tc>
@@ -2142,7 +2130,7 @@
                 <w:i w:val="0"/>
                 <w:sz w:val="20"/>
               </w:rPr>
-              <w:t>Me and my family</w:t>
+              <w:t>Revision / Self-check</w:t>
             </w:r>
           </w:p>
         </w:tc>
@@ -2161,7 +2149,7 @@
                 <w:i w:val="0"/>
                 <w:sz w:val="20"/>
               </w:rPr>
-              <w:t>Unit 8: In the park – Lesson 1 &amp; 2</w:t>
+              <w:t>Review 1 – Self-check – Part 2</w:t>
             </w:r>
           </w:p>
         </w:tc>
@@ -2200,7 +2188,7 @@
                 <w:i w:val="0"/>
                 <w:sz w:val="18"/>
               </w:rPr>
-              <w:t>Life skills: Communication skills: confidently greet others and introduce themselves in simple sentences</w:t>
+              <w:t>Digital competence 5.2.CB1a: Choose a simple revision tool the teacher prepares (the audio, digital flashcards or a picture game) to practise the words</w:t>
             </w:r>
           </w:p>
         </w:tc>
@@ -2240,6 +2228,1981 @@
                 <w:i w:val="0"/>
                 <w:sz w:val="20"/>
               </w:rPr>
+            </w:r>
+          </w:p>
+        </w:tc>
+        <w:tc>
+          <w:tcPr>
+            <w:tcW w:type="dxa" w:w="2494"/>
+          </w:tcPr>
+          <w:p>
+            <w:pPr>
+              <w:spacing w:after="0"/>
+            </w:pPr>
+            <w:r/>
+            <w:r>
+              <w:rPr>
+                <w:b/>
+                <w:i w:val="0"/>
+                <w:sz w:val="20"/>
+              </w:rPr>
+              <w:t>Me and my family</w:t>
+            </w:r>
+          </w:p>
+        </w:tc>
+        <w:tc>
+          <w:tcPr>
+            <w:tcW w:type="dxa" w:w="4365"/>
+          </w:tcPr>
+          <w:p>
+            <w:pPr>
+              <w:spacing w:after="0"/>
+            </w:pPr>
+            <w:r/>
+            <w:r>
+              <w:rPr>
+                <w:b w:val="0"/>
+                <w:i w:val="0"/>
+                <w:sz w:val="20"/>
+              </w:rPr>
+              <w:t>Unit 5: At the fish and chip shop – Lesson 1 (Activities 1–2)</w:t>
+            </w:r>
+          </w:p>
+        </w:tc>
+        <w:tc>
+          <w:tcPr>
+            <w:tcW w:type="dxa" w:w="1474"/>
+          </w:tcPr>
+          <w:p>
+            <w:pPr>
+              <w:spacing w:after="0"/>
+              <w:jc w:val="center"/>
+            </w:pPr>
+            <w:r/>
+            <w:r>
+              <w:rPr>
+                <w:b w:val="0"/>
+                <w:i w:val="0"/>
+                <w:sz w:val="20"/>
+              </w:rPr>
+              <w:t>Tiết 18 (1 tiết)</w:t>
+            </w:r>
+          </w:p>
+        </w:tc>
+        <w:tc>
+          <w:tcPr>
+            <w:tcW w:type="dxa" w:w="4195"/>
+          </w:tcPr>
+          <w:p>
+            <w:pPr>
+              <w:spacing w:after="0"/>
+            </w:pPr>
+            <w:r/>
+            <w:r>
+              <w:rPr>
+                <w:b w:val="0"/>
+                <w:i w:val="0"/>
+                <w:sz w:val="18"/>
+              </w:rPr>
+              <w:t>AI 1.C1.1: Recognise the AI system in automatic ordering machines that quickly identifies fish dishes; Ethics: Know how to say "Thank you" when receiving food from parents or staff; Life skills: Communication skills: confidently greet others and introduce themselves in simple sentences</w:t>
+            </w:r>
+          </w:p>
+        </w:tc>
+        <w:tc>
+          <w:tcPr>
+            <w:tcW w:type="dxa" w:w="1020"/>
+          </w:tcPr>
+          <w:p>
+            <w:pPr>
+              <w:spacing w:after="0"/>
+            </w:pPr>
+            <w:r/>
+            <w:r>
+              <w:rPr>
+                <w:b w:val="0"/>
+                <w:i w:val="0"/>
+                <w:sz w:val="18"/>
+              </w:rPr>
+            </w:r>
+          </w:p>
+        </w:tc>
+      </w:tr>
+      <w:tr>
+        <w:tc>
+          <w:tcPr>
+            <w:tcW w:type="dxa" w:w="850"/>
+          </w:tcPr>
+          <w:p>
+            <w:pPr>
+              <w:spacing w:after="0"/>
+              <w:jc w:val="center"/>
+            </w:pPr>
+            <w:r/>
+            <w:r>
+              <w:rPr>
+                <w:b w:val="0"/>
+                <w:i w:val="0"/>
+                <w:sz w:val="20"/>
+              </w:rPr>
+              <w:t>Tuần 10</w:t>
+            </w:r>
+          </w:p>
+        </w:tc>
+        <w:tc>
+          <w:tcPr>
+            <w:tcW w:type="dxa" w:w="2494"/>
+          </w:tcPr>
+          <w:p>
+            <w:pPr>
+              <w:spacing w:after="0"/>
+            </w:pPr>
+            <w:r/>
+            <w:r>
+              <w:rPr>
+                <w:b/>
+                <w:i w:val="0"/>
+                <w:sz w:val="20"/>
+              </w:rPr>
+              <w:t>Me and my family</w:t>
+            </w:r>
+          </w:p>
+        </w:tc>
+        <w:tc>
+          <w:tcPr>
+            <w:tcW w:type="dxa" w:w="4365"/>
+          </w:tcPr>
+          <w:p>
+            <w:pPr>
+              <w:spacing w:after="0"/>
+            </w:pPr>
+            <w:r/>
+            <w:r>
+              <w:rPr>
+                <w:b w:val="0"/>
+                <w:i w:val="0"/>
+                <w:sz w:val="20"/>
+              </w:rPr>
+              <w:t>Unit 5: At the fish and chip shop – Lesson 2 (Activities 3–5)</w:t>
+            </w:r>
+          </w:p>
+        </w:tc>
+        <w:tc>
+          <w:tcPr>
+            <w:tcW w:type="dxa" w:w="1474"/>
+          </w:tcPr>
+          <w:p>
+            <w:pPr>
+              <w:spacing w:after="0"/>
+              <w:jc w:val="center"/>
+            </w:pPr>
+            <w:r/>
+            <w:r>
+              <w:rPr>
+                <w:b w:val="0"/>
+                <w:i w:val="0"/>
+                <w:sz w:val="20"/>
+              </w:rPr>
+              <w:t>Tiết 19 (1 tiết)</w:t>
+            </w:r>
+          </w:p>
+        </w:tc>
+        <w:tc>
+          <w:tcPr>
+            <w:tcW w:type="dxa" w:w="4195"/>
+          </w:tcPr>
+          <w:p>
+            <w:pPr>
+              <w:spacing w:after="0"/>
+            </w:pPr>
+            <w:r/>
+            <w:r>
+              <w:rPr>
+                <w:b w:val="0"/>
+                <w:i w:val="0"/>
+                <w:sz w:val="18"/>
+              </w:rPr>
+              <w:t>Digital competence 1.3.CB1a: Watch and listen to the Unit 5 chant on the safe learning website hoclieu.vn on the projector with the teacher’s guidance; Life skills: Communication skills: confidently greet others and introduce themselves in simple sentences</w:t>
+            </w:r>
+          </w:p>
+        </w:tc>
+        <w:tc>
+          <w:tcPr>
+            <w:tcW w:type="dxa" w:w="1020"/>
+          </w:tcPr>
+          <w:p>
+            <w:pPr>
+              <w:spacing w:after="0"/>
+            </w:pPr>
+            <w:r/>
+            <w:r>
+              <w:rPr>
+                <w:b w:val="0"/>
+                <w:i w:val="0"/>
+                <w:sz w:val="18"/>
+              </w:rPr>
+            </w:r>
+          </w:p>
+        </w:tc>
+      </w:tr>
+      <w:tr>
+        <w:tc>
+          <w:tcPr>
+            <w:tcW w:type="dxa" w:w="850"/>
+          </w:tcPr>
+          <w:p>
+            <w:pPr>
+              <w:spacing w:after="0"/>
+              <w:jc w:val="center"/>
+            </w:pPr>
+            <w:r/>
+            <w:r>
+              <w:rPr>
+                <w:b w:val="0"/>
+                <w:i w:val="0"/>
+                <w:sz w:val="20"/>
+              </w:rPr>
+            </w:r>
+          </w:p>
+        </w:tc>
+        <w:tc>
+          <w:tcPr>
+            <w:tcW w:type="dxa" w:w="2494"/>
+          </w:tcPr>
+          <w:p>
+            <w:pPr>
+              <w:spacing w:after="0"/>
+            </w:pPr>
+            <w:r/>
+            <w:r>
+              <w:rPr>
+                <w:b/>
+                <w:i w:val="0"/>
+                <w:sz w:val="20"/>
+              </w:rPr>
+            </w:r>
+          </w:p>
+        </w:tc>
+        <w:tc>
+          <w:tcPr>
+            <w:tcW w:type="dxa" w:w="4365"/>
+          </w:tcPr>
+          <w:p>
+            <w:pPr>
+              <w:spacing w:after="0"/>
+            </w:pPr>
+            <w:r/>
+            <w:r>
+              <w:rPr>
+                <w:b w:val="0"/>
+                <w:i w:val="0"/>
+                <w:sz w:val="20"/>
+              </w:rPr>
+              <w:t>Unit 5: At the fish and chip shop – Lesson 3 (Activities 6–8)</w:t>
+            </w:r>
+          </w:p>
+        </w:tc>
+        <w:tc>
+          <w:tcPr>
+            <w:tcW w:type="dxa" w:w="1474"/>
+          </w:tcPr>
+          <w:p>
+            <w:pPr>
+              <w:spacing w:after="0"/>
+              <w:jc w:val="center"/>
+            </w:pPr>
+            <w:r/>
+            <w:r>
+              <w:rPr>
+                <w:b w:val="0"/>
+                <w:i w:val="0"/>
+                <w:sz w:val="20"/>
+              </w:rPr>
+              <w:t>Tiết 20 (1 tiết)</w:t>
+            </w:r>
+          </w:p>
+        </w:tc>
+        <w:tc>
+          <w:tcPr>
+            <w:tcW w:type="dxa" w:w="4195"/>
+          </w:tcPr>
+          <w:p>
+            <w:pPr>
+              <w:spacing w:after="0"/>
+            </w:pPr>
+            <w:r/>
+            <w:r>
+              <w:rPr>
+                <w:b w:val="0"/>
+                <w:i w:val="0"/>
+                <w:sz w:val="18"/>
+              </w:rPr>
+              <w:t>AI 1.D1.1: For a robot to know the types of milk, pupils need to show the machine pictures of strawberry milk and plain milk cartons so that it does not learn wrongly; Life skills: Communication skills: confidently greet others and introduce themselves in simple sentences</w:t>
+            </w:r>
+          </w:p>
+        </w:tc>
+        <w:tc>
+          <w:tcPr>
+            <w:tcW w:type="dxa" w:w="1020"/>
+          </w:tcPr>
+          <w:p>
+            <w:pPr>
+              <w:spacing w:after="0"/>
+            </w:pPr>
+            <w:r/>
+            <w:r>
+              <w:rPr>
+                <w:b w:val="0"/>
+                <w:i w:val="0"/>
+                <w:sz w:val="18"/>
+              </w:rPr>
+            </w:r>
+          </w:p>
+        </w:tc>
+      </w:tr>
+      <w:tr>
+        <w:tc>
+          <w:tcPr>
+            <w:tcW w:type="dxa" w:w="850"/>
+          </w:tcPr>
+          <w:p>
+            <w:pPr>
+              <w:spacing w:after="0"/>
+              <w:jc w:val="center"/>
+            </w:pPr>
+            <w:r/>
+            <w:r>
+              <w:rPr>
+                <w:b w:val="0"/>
+                <w:i w:val="0"/>
+                <w:sz w:val="20"/>
+              </w:rPr>
+              <w:t>Tuần 11</w:t>
+            </w:r>
+          </w:p>
+        </w:tc>
+        <w:tc>
+          <w:tcPr>
+            <w:tcW w:type="dxa" w:w="2494"/>
+          </w:tcPr>
+          <w:p>
+            <w:pPr>
+              <w:spacing w:after="0"/>
+            </w:pPr>
+            <w:r/>
+            <w:r>
+              <w:rPr>
+                <w:b/>
+                <w:i w:val="0"/>
+                <w:sz w:val="20"/>
+              </w:rPr>
+              <w:t>Me and my school</w:t>
+            </w:r>
+          </w:p>
+        </w:tc>
+        <w:tc>
+          <w:tcPr>
+            <w:tcW w:type="dxa" w:w="4365"/>
+          </w:tcPr>
+          <w:p>
+            <w:pPr>
+              <w:spacing w:after="0"/>
+            </w:pPr>
+            <w:r/>
+            <w:r>
+              <w:rPr>
+                <w:b w:val="0"/>
+                <w:i w:val="0"/>
+                <w:sz w:val="20"/>
+              </w:rPr>
+              <w:t>Unit 6: In the classroom – Lesson 1 (Activities 1–2)</w:t>
+            </w:r>
+          </w:p>
+        </w:tc>
+        <w:tc>
+          <w:tcPr>
+            <w:tcW w:type="dxa" w:w="1474"/>
+          </w:tcPr>
+          <w:p>
+            <w:pPr>
+              <w:spacing w:after="0"/>
+              <w:jc w:val="center"/>
+            </w:pPr>
+            <w:r/>
+            <w:r>
+              <w:rPr>
+                <w:b w:val="0"/>
+                <w:i w:val="0"/>
+                <w:sz w:val="20"/>
+              </w:rPr>
+              <w:t>Tiết 21 (1 tiết)</w:t>
+            </w:r>
+          </w:p>
+        </w:tc>
+        <w:tc>
+          <w:tcPr>
+            <w:tcW w:type="dxa" w:w="4195"/>
+          </w:tcPr>
+          <w:p>
+            <w:pPr>
+              <w:spacing w:after="0"/>
+            </w:pPr>
+            <w:r/>
+            <w:r>
+              <w:rPr>
+                <w:b w:val="0"/>
+                <w:i w:val="0"/>
+                <w:sz w:val="18"/>
+              </w:rPr>
+              <w:t>AI 1.C1.1: Recognise AI in the smart interactive board that helps the teacher practise writing the letter Pp, pen, pencil; Digital competence 4.1.CB1a: Turn off the computer at the end of the lesson to protect the device; Life skills: Communication skills: confidently greet others and introduce themselves in simple sentences</w:t>
+            </w:r>
+          </w:p>
+        </w:tc>
+        <w:tc>
+          <w:tcPr>
+            <w:tcW w:type="dxa" w:w="1020"/>
+          </w:tcPr>
+          <w:p>
+            <w:pPr>
+              <w:spacing w:after="0"/>
+            </w:pPr>
+            <w:r/>
+            <w:r>
+              <w:rPr>
+                <w:b w:val="0"/>
+                <w:i w:val="0"/>
+                <w:sz w:val="18"/>
+              </w:rPr>
+            </w:r>
+          </w:p>
+        </w:tc>
+      </w:tr>
+      <w:tr>
+        <w:tc>
+          <w:tcPr>
+            <w:tcW w:type="dxa" w:w="850"/>
+          </w:tcPr>
+          <w:p>
+            <w:pPr>
+              <w:spacing w:after="0"/>
+              <w:jc w:val="center"/>
+            </w:pPr>
+            <w:r/>
+            <w:r>
+              <w:rPr>
+                <w:b w:val="0"/>
+                <w:i w:val="0"/>
+                <w:sz w:val="20"/>
+              </w:rPr>
+            </w:r>
+          </w:p>
+        </w:tc>
+        <w:tc>
+          <w:tcPr>
+            <w:tcW w:type="dxa" w:w="2494"/>
+          </w:tcPr>
+          <w:p>
+            <w:pPr>
+              <w:spacing w:after="0"/>
+            </w:pPr>
+            <w:r/>
+            <w:r>
+              <w:rPr>
+                <w:b/>
+                <w:i w:val="0"/>
+                <w:sz w:val="20"/>
+              </w:rPr>
+            </w:r>
+          </w:p>
+        </w:tc>
+        <w:tc>
+          <w:tcPr>
+            <w:tcW w:type="dxa" w:w="4365"/>
+          </w:tcPr>
+          <w:p>
+            <w:pPr>
+              <w:spacing w:after="0"/>
+            </w:pPr>
+            <w:r/>
+            <w:r>
+              <w:rPr>
+                <w:b w:val="0"/>
+                <w:i w:val="0"/>
+                <w:sz w:val="20"/>
+              </w:rPr>
+              <w:t>Unit 6: In the classroom – Lesson 2 (Activities 3–5)</w:t>
+            </w:r>
+          </w:p>
+        </w:tc>
+        <w:tc>
+          <w:tcPr>
+            <w:tcW w:type="dxa" w:w="1474"/>
+          </w:tcPr>
+          <w:p>
+            <w:pPr>
+              <w:spacing w:after="0"/>
+              <w:jc w:val="center"/>
+            </w:pPr>
+            <w:r/>
+            <w:r>
+              <w:rPr>
+                <w:b w:val="0"/>
+                <w:i w:val="0"/>
+                <w:sz w:val="20"/>
+              </w:rPr>
+              <w:t>Tiết 22 (1 tiết)</w:t>
+            </w:r>
+          </w:p>
+        </w:tc>
+        <w:tc>
+          <w:tcPr>
+            <w:tcW w:type="dxa" w:w="4195"/>
+          </w:tcPr>
+          <w:p>
+            <w:pPr>
+              <w:spacing w:after="0"/>
+            </w:pPr>
+            <w:r/>
+            <w:r>
+              <w:rPr>
+                <w:b w:val="0"/>
+                <w:i w:val="0"/>
+                <w:sz w:val="18"/>
+              </w:rPr>
+              <w:t>Digital competence 1.3.CB1a: Watch and listen to the Unit 6 chant on the safe learning website hoclieu.vn on the projector with the teacher’s guidance; Life skills: Communication skills: confidently greet others and introduce themselves in simple sentences</w:t>
+            </w:r>
+          </w:p>
+        </w:tc>
+        <w:tc>
+          <w:tcPr>
+            <w:tcW w:type="dxa" w:w="1020"/>
+          </w:tcPr>
+          <w:p>
+            <w:pPr>
+              <w:spacing w:after="0"/>
+            </w:pPr>
+            <w:r/>
+            <w:r>
+              <w:rPr>
+                <w:b w:val="0"/>
+                <w:i w:val="0"/>
+                <w:sz w:val="18"/>
+              </w:rPr>
+            </w:r>
+          </w:p>
+        </w:tc>
+      </w:tr>
+      <w:tr>
+        <w:tc>
+          <w:tcPr>
+            <w:tcW w:type="dxa" w:w="850"/>
+          </w:tcPr>
+          <w:p>
+            <w:pPr>
+              <w:spacing w:after="0"/>
+              <w:jc w:val="center"/>
+            </w:pPr>
+            <w:r/>
+            <w:r>
+              <w:rPr>
+                <w:b w:val="0"/>
+                <w:i w:val="0"/>
+                <w:sz w:val="20"/>
+              </w:rPr>
+              <w:t>Tuần 12</w:t>
+            </w:r>
+          </w:p>
+        </w:tc>
+        <w:tc>
+          <w:tcPr>
+            <w:tcW w:type="dxa" w:w="2494"/>
+          </w:tcPr>
+          <w:p>
+            <w:pPr>
+              <w:spacing w:after="0"/>
+            </w:pPr>
+            <w:r/>
+            <w:r>
+              <w:rPr>
+                <w:b/>
+                <w:i w:val="0"/>
+                <w:sz w:val="20"/>
+              </w:rPr>
+              <w:t>Me and my school</w:t>
+            </w:r>
+          </w:p>
+        </w:tc>
+        <w:tc>
+          <w:tcPr>
+            <w:tcW w:type="dxa" w:w="4365"/>
+          </w:tcPr>
+          <w:p>
+            <w:pPr>
+              <w:spacing w:after="0"/>
+            </w:pPr>
+            <w:r/>
+            <w:r>
+              <w:rPr>
+                <w:b w:val="0"/>
+                <w:i w:val="0"/>
+                <w:sz w:val="20"/>
+              </w:rPr>
+              <w:t>Unit 6: In the classroom – Lesson 3 (Activities 6–8)</w:t>
+            </w:r>
+          </w:p>
+        </w:tc>
+        <w:tc>
+          <w:tcPr>
+            <w:tcW w:type="dxa" w:w="1474"/>
+          </w:tcPr>
+          <w:p>
+            <w:pPr>
+              <w:spacing w:after="0"/>
+              <w:jc w:val="center"/>
+            </w:pPr>
+            <w:r/>
+            <w:r>
+              <w:rPr>
+                <w:b w:val="0"/>
+                <w:i w:val="0"/>
+                <w:sz w:val="20"/>
+              </w:rPr>
+              <w:t>Tiết 23 (1 tiết)</w:t>
+            </w:r>
+          </w:p>
+        </w:tc>
+        <w:tc>
+          <w:tcPr>
+            <w:tcW w:type="dxa" w:w="4195"/>
+          </w:tcPr>
+          <w:p>
+            <w:pPr>
+              <w:spacing w:after="0"/>
+            </w:pPr>
+            <w:r/>
+            <w:r>
+              <w:rPr>
+                <w:b w:val="0"/>
+                <w:i w:val="0"/>
+                <w:sz w:val="18"/>
+              </w:rPr>
+              <w:t>AI 1.A1.1: Discussion: Humans decide to use pencils to draw creative pictures; AI only follows commands; Digital competence 3.1.CB1a: Practise drawing a classroom object (a rectangle) on the computer; Life skills: Communication skills: confidently greet others and introduce themselves in simple sentences</w:t>
+            </w:r>
+          </w:p>
+        </w:tc>
+        <w:tc>
+          <w:tcPr>
+            <w:tcW w:type="dxa" w:w="1020"/>
+          </w:tcPr>
+          <w:p>
+            <w:pPr>
+              <w:spacing w:after="0"/>
+            </w:pPr>
+            <w:r/>
+            <w:r>
+              <w:rPr>
+                <w:b w:val="0"/>
+                <w:i w:val="0"/>
+                <w:sz w:val="18"/>
+              </w:rPr>
+            </w:r>
+          </w:p>
+        </w:tc>
+      </w:tr>
+      <w:tr>
+        <w:tc>
+          <w:tcPr>
+            <w:tcW w:type="dxa" w:w="850"/>
+          </w:tcPr>
+          <w:p>
+            <w:pPr>
+              <w:spacing w:after="0"/>
+              <w:jc w:val="center"/>
+            </w:pPr>
+            <w:r/>
+            <w:r>
+              <w:rPr>
+                <w:b w:val="0"/>
+                <w:i w:val="0"/>
+                <w:sz w:val="20"/>
+              </w:rPr>
+            </w:r>
+          </w:p>
+        </w:tc>
+        <w:tc>
+          <w:tcPr>
+            <w:tcW w:type="dxa" w:w="2494"/>
+          </w:tcPr>
+          <w:p>
+            <w:pPr>
+              <w:spacing w:after="0"/>
+            </w:pPr>
+            <w:r/>
+            <w:r>
+              <w:rPr>
+                <w:b/>
+                <w:i w:val="0"/>
+                <w:sz w:val="20"/>
+              </w:rPr>
+              <w:t>Revision / Fun time</w:t>
+            </w:r>
+          </w:p>
+        </w:tc>
+        <w:tc>
+          <w:tcPr>
+            <w:tcW w:type="dxa" w:w="4365"/>
+          </w:tcPr>
+          <w:p>
+            <w:pPr>
+              <w:spacing w:after="0"/>
+            </w:pPr>
+            <w:r/>
+            <w:r>
+              <w:rPr>
+                <w:b w:val="0"/>
+                <w:i w:val="0"/>
+                <w:sz w:val="20"/>
+              </w:rPr>
+              <w:t>Fun time 2 – Lesson 1</w:t>
+            </w:r>
+          </w:p>
+        </w:tc>
+        <w:tc>
+          <w:tcPr>
+            <w:tcW w:type="dxa" w:w="1474"/>
+          </w:tcPr>
+          <w:p>
+            <w:pPr>
+              <w:spacing w:after="0"/>
+              <w:jc w:val="center"/>
+            </w:pPr>
+            <w:r/>
+            <w:r>
+              <w:rPr>
+                <w:b w:val="0"/>
+                <w:i w:val="0"/>
+                <w:sz w:val="20"/>
+              </w:rPr>
+              <w:t>Tiết 24 (1 tiết)</w:t>
+            </w:r>
+          </w:p>
+        </w:tc>
+        <w:tc>
+          <w:tcPr>
+            <w:tcW w:type="dxa" w:w="4195"/>
+          </w:tcPr>
+          <w:p>
+            <w:pPr>
+              <w:spacing w:after="0"/>
+            </w:pPr>
+            <w:r/>
+            <w:r>
+              <w:rPr>
+                <w:b w:val="0"/>
+                <w:i w:val="0"/>
+                <w:sz w:val="18"/>
+              </w:rPr>
+              <w:t>AI 1.C1.1: Compare how fast pupils find words with how fast AI scans data to find the answer in an instant; Life skills: Communication skills: confidently greet others and introduce themselves in simple sentences</w:t>
+            </w:r>
+          </w:p>
+        </w:tc>
+        <w:tc>
+          <w:tcPr>
+            <w:tcW w:type="dxa" w:w="1020"/>
+          </w:tcPr>
+          <w:p>
+            <w:pPr>
+              <w:spacing w:after="0"/>
+            </w:pPr>
+            <w:r/>
+            <w:r>
+              <w:rPr>
+                <w:b w:val="0"/>
+                <w:i w:val="0"/>
+                <w:sz w:val="18"/>
+              </w:rPr>
+            </w:r>
+          </w:p>
+        </w:tc>
+      </w:tr>
+      <w:tr>
+        <w:tc>
+          <w:tcPr>
+            <w:tcW w:type="dxa" w:w="850"/>
+          </w:tcPr>
+          <w:p>
+            <w:pPr>
+              <w:spacing w:after="0"/>
+              <w:jc w:val="center"/>
+            </w:pPr>
+            <w:r/>
+            <w:r>
+              <w:rPr>
+                <w:b w:val="0"/>
+                <w:i w:val="0"/>
+                <w:sz w:val="20"/>
+              </w:rPr>
+              <w:t>Tuần 13</w:t>
+            </w:r>
+          </w:p>
+        </w:tc>
+        <w:tc>
+          <w:tcPr>
+            <w:tcW w:type="dxa" w:w="2494"/>
+          </w:tcPr>
+          <w:p>
+            <w:pPr>
+              <w:spacing w:after="0"/>
+            </w:pPr>
+            <w:r/>
+            <w:r>
+              <w:rPr>
+                <w:b/>
+                <w:i w:val="0"/>
+                <w:sz w:val="20"/>
+              </w:rPr>
+              <w:t>Revision / Fun time</w:t>
+            </w:r>
+          </w:p>
+        </w:tc>
+        <w:tc>
+          <w:tcPr>
+            <w:tcW w:type="dxa" w:w="4365"/>
+          </w:tcPr>
+          <w:p>
+            <w:pPr>
+              <w:spacing w:after="0"/>
+            </w:pPr>
+            <w:r/>
+            <w:r>
+              <w:rPr>
+                <w:b w:val="0"/>
+                <w:i w:val="0"/>
+                <w:sz w:val="20"/>
+              </w:rPr>
+              <w:t>Fun time 2 – Lesson 2</w:t>
+            </w:r>
+          </w:p>
+        </w:tc>
+        <w:tc>
+          <w:tcPr>
+            <w:tcW w:type="dxa" w:w="1474"/>
+          </w:tcPr>
+          <w:p>
+            <w:pPr>
+              <w:spacing w:after="0"/>
+              <w:jc w:val="center"/>
+            </w:pPr>
+            <w:r/>
+            <w:r>
+              <w:rPr>
+                <w:b w:val="0"/>
+                <w:i w:val="0"/>
+                <w:sz w:val="20"/>
+              </w:rPr>
+              <w:t>Tiết 25 (1 tiết)</w:t>
+            </w:r>
+          </w:p>
+        </w:tc>
+        <w:tc>
+          <w:tcPr>
+            <w:tcW w:type="dxa" w:w="4195"/>
+          </w:tcPr>
+          <w:p>
+            <w:pPr>
+              <w:spacing w:after="0"/>
+            </w:pPr>
+            <w:r/>
+            <w:r>
+              <w:rPr>
+                <w:b w:val="0"/>
+                <w:i w:val="0"/>
+                <w:sz w:val="18"/>
+              </w:rPr>
+              <w:t>Digital competence 1.2.CB1a: Look at the word pictures of Units 5 and 6 in a picture quiz on the projector and choose the right answer with the class; Life skills: Communication skills: confidently greet others and introduce themselves in simple sentences</w:t>
+            </w:r>
+          </w:p>
+        </w:tc>
+        <w:tc>
+          <w:tcPr>
+            <w:tcW w:type="dxa" w:w="1020"/>
+          </w:tcPr>
+          <w:p>
+            <w:pPr>
+              <w:spacing w:after="0"/>
+            </w:pPr>
+            <w:r/>
+            <w:r>
+              <w:rPr>
+                <w:b w:val="0"/>
+                <w:i w:val="0"/>
+                <w:sz w:val="18"/>
+              </w:rPr>
+            </w:r>
+          </w:p>
+        </w:tc>
+      </w:tr>
+      <w:tr>
+        <w:tc>
+          <w:tcPr>
+            <w:tcW w:type="dxa" w:w="850"/>
+          </w:tcPr>
+          <w:p>
+            <w:pPr>
+              <w:spacing w:after="0"/>
+              <w:jc w:val="center"/>
+            </w:pPr>
+            <w:r/>
+            <w:r>
+              <w:rPr>
+                <w:b w:val="0"/>
+                <w:i w:val="0"/>
+                <w:sz w:val="20"/>
+              </w:rPr>
+            </w:r>
+          </w:p>
+        </w:tc>
+        <w:tc>
+          <w:tcPr>
+            <w:tcW w:type="dxa" w:w="2494"/>
+          </w:tcPr>
+          <w:p>
+            <w:pPr>
+              <w:spacing w:after="0"/>
+            </w:pPr>
+            <w:r/>
+            <w:r>
+              <w:rPr>
+                <w:b/>
+                <w:i w:val="0"/>
+                <w:sz w:val="20"/>
+              </w:rPr>
+              <w:t>Me and my family</w:t>
+            </w:r>
+          </w:p>
+        </w:tc>
+        <w:tc>
+          <w:tcPr>
+            <w:tcW w:type="dxa" w:w="4365"/>
+          </w:tcPr>
+          <w:p>
+            <w:pPr>
+              <w:spacing w:after="0"/>
+            </w:pPr>
+            <w:r/>
+            <w:r>
+              <w:rPr>
+                <w:b w:val="0"/>
+                <w:i w:val="0"/>
+                <w:sz w:val="20"/>
+              </w:rPr>
+              <w:t>Unit 7: In the garden – Lesson 1 (Activities 1–2)</w:t>
+            </w:r>
+          </w:p>
+        </w:tc>
+        <w:tc>
+          <w:tcPr>
+            <w:tcW w:type="dxa" w:w="1474"/>
+          </w:tcPr>
+          <w:p>
+            <w:pPr>
+              <w:spacing w:after="0"/>
+              <w:jc w:val="center"/>
+            </w:pPr>
+            <w:r/>
+            <w:r>
+              <w:rPr>
+                <w:b w:val="0"/>
+                <w:i w:val="0"/>
+                <w:sz w:val="20"/>
+              </w:rPr>
+              <w:t>Tiết 26 (1 tiết)</w:t>
+            </w:r>
+          </w:p>
+        </w:tc>
+        <w:tc>
+          <w:tcPr>
+            <w:tcW w:type="dxa" w:w="4195"/>
+          </w:tcPr>
+          <w:p>
+            <w:pPr>
+              <w:spacing w:after="0"/>
+            </w:pPr>
+            <w:r/>
+            <w:r>
+              <w:rPr>
+                <w:b w:val="0"/>
+                <w:i w:val="0"/>
+                <w:sz w:val="18"/>
+              </w:rPr>
+              <w:t>AI 1.C1.1: Recognise smart (AI) devices that automatically water the garden when the soil is dry; Ethics: Love nature and protect green trees; Life skills: Communication skills: confidently greet others and introduce themselves in simple sentences</w:t>
+            </w:r>
+          </w:p>
+        </w:tc>
+        <w:tc>
+          <w:tcPr>
+            <w:tcW w:type="dxa" w:w="1020"/>
+          </w:tcPr>
+          <w:p>
+            <w:pPr>
+              <w:spacing w:after="0"/>
+            </w:pPr>
+            <w:r/>
+            <w:r>
+              <w:rPr>
+                <w:b w:val="0"/>
+                <w:i w:val="0"/>
+                <w:sz w:val="18"/>
+              </w:rPr>
+            </w:r>
+          </w:p>
+        </w:tc>
+      </w:tr>
+      <w:tr>
+        <w:tc>
+          <w:tcPr>
+            <w:tcW w:type="dxa" w:w="850"/>
+          </w:tcPr>
+          <w:p>
+            <w:pPr>
+              <w:spacing w:after="0"/>
+              <w:jc w:val="center"/>
+            </w:pPr>
+            <w:r/>
+            <w:r>
+              <w:rPr>
+                <w:b w:val="0"/>
+                <w:i w:val="0"/>
+                <w:sz w:val="20"/>
+              </w:rPr>
+              <w:t>Tuần 14</w:t>
+            </w:r>
+          </w:p>
+        </w:tc>
+        <w:tc>
+          <w:tcPr>
+            <w:tcW w:type="dxa" w:w="2494"/>
+          </w:tcPr>
+          <w:p>
+            <w:pPr>
+              <w:spacing w:after="0"/>
+            </w:pPr>
+            <w:r/>
+            <w:r>
+              <w:rPr>
+                <w:b/>
+                <w:i w:val="0"/>
+                <w:sz w:val="20"/>
+              </w:rPr>
+              <w:t>Me and my family</w:t>
+            </w:r>
+          </w:p>
+        </w:tc>
+        <w:tc>
+          <w:tcPr>
+            <w:tcW w:type="dxa" w:w="4365"/>
+          </w:tcPr>
+          <w:p>
+            <w:pPr>
+              <w:spacing w:after="0"/>
+            </w:pPr>
+            <w:r/>
+            <w:r>
+              <w:rPr>
+                <w:b w:val="0"/>
+                <w:i w:val="0"/>
+                <w:sz w:val="20"/>
+              </w:rPr>
+              <w:t>Unit 7: In the garden – Lesson 2 (Activities 3–5)</w:t>
+            </w:r>
+          </w:p>
+        </w:tc>
+        <w:tc>
+          <w:tcPr>
+            <w:tcW w:type="dxa" w:w="1474"/>
+          </w:tcPr>
+          <w:p>
+            <w:pPr>
+              <w:spacing w:after="0"/>
+              <w:jc w:val="center"/>
+            </w:pPr>
+            <w:r/>
+            <w:r>
+              <w:rPr>
+                <w:b w:val="0"/>
+                <w:i w:val="0"/>
+                <w:sz w:val="20"/>
+              </w:rPr>
+              <w:t>Tiết 27 (1 tiết)</w:t>
+            </w:r>
+          </w:p>
+        </w:tc>
+        <w:tc>
+          <w:tcPr>
+            <w:tcW w:type="dxa" w:w="4195"/>
+          </w:tcPr>
+          <w:p>
+            <w:pPr>
+              <w:spacing w:after="0"/>
+            </w:pPr>
+            <w:r/>
+            <w:r>
+              <w:rPr>
+                <w:b w:val="0"/>
+                <w:i w:val="0"/>
+                <w:sz w:val="18"/>
+              </w:rPr>
+              <w:t>Digital competence 1.3.CB1a: Watch and listen to the Unit 7 chant on the safe learning website hoclieu.vn on the projector with the teacher’s guidance; Life skills: Communication skills: confidently greet others and introduce themselves in simple sentences</w:t>
+            </w:r>
+          </w:p>
+        </w:tc>
+        <w:tc>
+          <w:tcPr>
+            <w:tcW w:type="dxa" w:w="1020"/>
+          </w:tcPr>
+          <w:p>
+            <w:pPr>
+              <w:spacing w:after="0"/>
+            </w:pPr>
+            <w:r/>
+            <w:r>
+              <w:rPr>
+                <w:b w:val="0"/>
+                <w:i w:val="0"/>
+                <w:sz w:val="18"/>
+              </w:rPr>
+            </w:r>
+          </w:p>
+        </w:tc>
+      </w:tr>
+      <w:tr>
+        <w:tc>
+          <w:tcPr>
+            <w:tcW w:type="dxa" w:w="850"/>
+          </w:tcPr>
+          <w:p>
+            <w:pPr>
+              <w:spacing w:after="0"/>
+              <w:jc w:val="center"/>
+            </w:pPr>
+            <w:r/>
+            <w:r>
+              <w:rPr>
+                <w:b w:val="0"/>
+                <w:i w:val="0"/>
+                <w:sz w:val="20"/>
+              </w:rPr>
+            </w:r>
+          </w:p>
+        </w:tc>
+        <w:tc>
+          <w:tcPr>
+            <w:tcW w:type="dxa" w:w="2494"/>
+          </w:tcPr>
+          <w:p>
+            <w:pPr>
+              <w:spacing w:after="0"/>
+            </w:pPr>
+            <w:r/>
+            <w:r>
+              <w:rPr>
+                <w:b/>
+                <w:i w:val="0"/>
+                <w:sz w:val="20"/>
+              </w:rPr>
+            </w:r>
+          </w:p>
+        </w:tc>
+        <w:tc>
+          <w:tcPr>
+            <w:tcW w:type="dxa" w:w="4365"/>
+          </w:tcPr>
+          <w:p>
+            <w:pPr>
+              <w:spacing w:after="0"/>
+            </w:pPr>
+            <w:r/>
+            <w:r>
+              <w:rPr>
+                <w:b w:val="0"/>
+                <w:i w:val="0"/>
+                <w:sz w:val="20"/>
+              </w:rPr>
+              <w:t>Unit 7: In the garden – Lesson 3 (Activities 6–8)</w:t>
+            </w:r>
+          </w:p>
+        </w:tc>
+        <w:tc>
+          <w:tcPr>
+            <w:tcW w:type="dxa" w:w="1474"/>
+          </w:tcPr>
+          <w:p>
+            <w:pPr>
+              <w:spacing w:after="0"/>
+              <w:jc w:val="center"/>
+            </w:pPr>
+            <w:r/>
+            <w:r>
+              <w:rPr>
+                <w:b w:val="0"/>
+                <w:i w:val="0"/>
+                <w:sz w:val="20"/>
+              </w:rPr>
+              <w:t>Tiết 28 (1 tiết)</w:t>
+            </w:r>
+          </w:p>
+        </w:tc>
+        <w:tc>
+          <w:tcPr>
+            <w:tcW w:type="dxa" w:w="4195"/>
+          </w:tcPr>
+          <w:p>
+            <w:pPr>
+              <w:spacing w:after="0"/>
+            </w:pPr>
+            <w:r/>
+            <w:r>
+              <w:rPr>
+                <w:b w:val="0"/>
+                <w:i w:val="0"/>
+                <w:sz w:val="18"/>
+              </w:rPr>
+              <w:t>Digital competence 1.1.CB1a: Look at the poster on the projector and listen to the song audio to find the girl, the goat and the gate; Life skills: Communication skills: confidently greet others and introduce themselves in simple sentences</w:t>
+            </w:r>
+          </w:p>
+        </w:tc>
+        <w:tc>
+          <w:tcPr>
+            <w:tcW w:type="dxa" w:w="1020"/>
+          </w:tcPr>
+          <w:p>
+            <w:pPr>
+              <w:spacing w:after="0"/>
+            </w:pPr>
+            <w:r/>
+            <w:r>
+              <w:rPr>
+                <w:b w:val="0"/>
+                <w:i w:val="0"/>
+                <w:sz w:val="18"/>
+              </w:rPr>
+            </w:r>
+          </w:p>
+        </w:tc>
+      </w:tr>
+      <w:tr>
+        <w:tc>
+          <w:tcPr>
+            <w:tcW w:type="dxa" w:w="850"/>
+          </w:tcPr>
+          <w:p>
+            <w:pPr>
+              <w:spacing w:after="0"/>
+              <w:jc w:val="center"/>
+            </w:pPr>
+            <w:r/>
+            <w:r>
+              <w:rPr>
+                <w:b w:val="0"/>
+                <w:i w:val="0"/>
+                <w:sz w:val="20"/>
+              </w:rPr>
+              <w:t>Tuần 15</w:t>
+            </w:r>
+          </w:p>
+        </w:tc>
+        <w:tc>
+          <w:tcPr>
+            <w:tcW w:type="dxa" w:w="2494"/>
+          </w:tcPr>
+          <w:p>
+            <w:pPr>
+              <w:spacing w:after="0"/>
+            </w:pPr>
+            <w:r/>
+            <w:r>
+              <w:rPr>
+                <w:b/>
+                <w:i w:val="0"/>
+                <w:sz w:val="20"/>
+              </w:rPr>
+              <w:t>Me and my family</w:t>
+            </w:r>
+          </w:p>
+        </w:tc>
+        <w:tc>
+          <w:tcPr>
+            <w:tcW w:type="dxa" w:w="4365"/>
+          </w:tcPr>
+          <w:p>
+            <w:pPr>
+              <w:spacing w:after="0"/>
+            </w:pPr>
+            <w:r/>
+            <w:r>
+              <w:rPr>
+                <w:b w:val="0"/>
+                <w:i w:val="0"/>
+                <w:sz w:val="20"/>
+              </w:rPr>
+              <w:t>Unit 8: In the park – Lesson 1 (Activities 1–2)</w:t>
+            </w:r>
+          </w:p>
+        </w:tc>
+        <w:tc>
+          <w:tcPr>
+            <w:tcW w:type="dxa" w:w="1474"/>
+          </w:tcPr>
+          <w:p>
+            <w:pPr>
+              <w:spacing w:after="0"/>
+              <w:jc w:val="center"/>
+            </w:pPr>
+            <w:r/>
+            <w:r>
+              <w:rPr>
+                <w:b w:val="0"/>
+                <w:i w:val="0"/>
+                <w:sz w:val="20"/>
+              </w:rPr>
+              <w:t>Tiết 29 (1 tiết)</w:t>
+            </w:r>
+          </w:p>
+        </w:tc>
+        <w:tc>
+          <w:tcPr>
+            <w:tcW w:type="dxa" w:w="4195"/>
+          </w:tcPr>
+          <w:p>
+            <w:pPr>
+              <w:spacing w:after="0"/>
+            </w:pPr>
+            <w:r/>
+            <w:r>
+              <w:rPr>
+                <w:b w:val="0"/>
+                <w:i w:val="0"/>
+                <w:sz w:val="18"/>
+              </w:rPr>
+              <w:t>Digital competence 1.1.CB1a: Listen to the audio on the class computer and point to the right body part or picture (hair, hand, head, horse); Life skills: Communication skills: confidently greet others and introduce themselves in simple sentences</w:t>
+            </w:r>
+          </w:p>
+        </w:tc>
+        <w:tc>
+          <w:tcPr>
+            <w:tcW w:type="dxa" w:w="1020"/>
+          </w:tcPr>
+          <w:p>
+            <w:pPr>
+              <w:spacing w:after="0"/>
+            </w:pPr>
+            <w:r/>
+            <w:r>
+              <w:rPr>
+                <w:b w:val="0"/>
+                <w:i w:val="0"/>
+                <w:sz w:val="18"/>
+              </w:rPr>
+            </w:r>
+          </w:p>
+        </w:tc>
+      </w:tr>
+      <w:tr>
+        <w:tc>
+          <w:tcPr>
+            <w:tcW w:type="dxa" w:w="850"/>
+          </w:tcPr>
+          <w:p>
+            <w:pPr>
+              <w:spacing w:after="0"/>
+              <w:jc w:val="center"/>
+            </w:pPr>
+            <w:r/>
+            <w:r>
+              <w:rPr>
+                <w:b w:val="0"/>
+                <w:i w:val="0"/>
+                <w:sz w:val="20"/>
+              </w:rPr>
+            </w:r>
+          </w:p>
+        </w:tc>
+        <w:tc>
+          <w:tcPr>
+            <w:tcW w:type="dxa" w:w="2494"/>
+          </w:tcPr>
+          <w:p>
+            <w:pPr>
+              <w:spacing w:after="0"/>
+            </w:pPr>
+            <w:r/>
+            <w:r>
+              <w:rPr>
+                <w:b/>
+                <w:i w:val="0"/>
+                <w:sz w:val="20"/>
+              </w:rPr>
+            </w:r>
+          </w:p>
+        </w:tc>
+        <w:tc>
+          <w:tcPr>
+            <w:tcW w:type="dxa" w:w="4365"/>
+          </w:tcPr>
+          <w:p>
+            <w:pPr>
+              <w:spacing w:after="0"/>
+            </w:pPr>
+            <w:r/>
+            <w:r>
+              <w:rPr>
+                <w:b w:val="0"/>
+                <w:i w:val="0"/>
+                <w:sz w:val="20"/>
+              </w:rPr>
+              <w:t>Unit 8: In the park – Lesson 2 (Activities 3–5)</w:t>
+            </w:r>
+          </w:p>
+        </w:tc>
+        <w:tc>
+          <w:tcPr>
+            <w:tcW w:type="dxa" w:w="1474"/>
+          </w:tcPr>
+          <w:p>
+            <w:pPr>
+              <w:spacing w:after="0"/>
+              <w:jc w:val="center"/>
+            </w:pPr>
+            <w:r/>
+            <w:r>
+              <w:rPr>
+                <w:b w:val="0"/>
+                <w:i w:val="0"/>
+                <w:sz w:val="20"/>
+              </w:rPr>
+              <w:t>Tiết 30 (1 tiết)</w:t>
+            </w:r>
+          </w:p>
+        </w:tc>
+        <w:tc>
+          <w:tcPr>
+            <w:tcW w:type="dxa" w:w="4195"/>
+          </w:tcPr>
+          <w:p>
+            <w:pPr>
+              <w:spacing w:after="0"/>
+            </w:pPr>
+            <w:r/>
+            <w:r>
+              <w:rPr>
+                <w:b w:val="0"/>
+                <w:i w:val="0"/>
+                <w:sz w:val="18"/>
+              </w:rPr>
+              <w:t>Digital competence 1.3.CB1a: Watch and listen to the Unit 8 chant on the safe learning website hoclieu.vn on the projector with the teacher’s guidance; Life skills: Communication skills: confidently greet others and introduce themselves in simple sentences</w:t>
+            </w:r>
+          </w:p>
+        </w:tc>
+        <w:tc>
+          <w:tcPr>
+            <w:tcW w:type="dxa" w:w="1020"/>
+          </w:tcPr>
+          <w:p>
+            <w:pPr>
+              <w:spacing w:after="0"/>
+            </w:pPr>
+            <w:r/>
+            <w:r>
+              <w:rPr>
+                <w:b w:val="0"/>
+                <w:i w:val="0"/>
+                <w:sz w:val="18"/>
+              </w:rPr>
+            </w:r>
+          </w:p>
+        </w:tc>
+      </w:tr>
+      <w:tr>
+        <w:tc>
+          <w:tcPr>
+            <w:tcW w:type="dxa" w:w="850"/>
+          </w:tcPr>
+          <w:p>
+            <w:pPr>
+              <w:spacing w:after="0"/>
+              <w:jc w:val="center"/>
+            </w:pPr>
+            <w:r/>
+            <w:r>
+              <w:rPr>
+                <w:b w:val="0"/>
+                <w:i w:val="0"/>
+                <w:sz w:val="20"/>
+              </w:rPr>
+              <w:t>Tuần 16</w:t>
+            </w:r>
+          </w:p>
+        </w:tc>
+        <w:tc>
+          <w:tcPr>
+            <w:tcW w:type="dxa" w:w="2494"/>
+          </w:tcPr>
+          <w:p>
+            <w:pPr>
+              <w:spacing w:after="0"/>
+            </w:pPr>
+            <w:r/>
+            <w:r>
+              <w:rPr>
+                <w:b/>
+                <w:i w:val="0"/>
+                <w:sz w:val="20"/>
+              </w:rPr>
+              <w:t>Me and my family</w:t>
+            </w:r>
+          </w:p>
+        </w:tc>
+        <w:tc>
+          <w:tcPr>
+            <w:tcW w:type="dxa" w:w="4365"/>
+          </w:tcPr>
+          <w:p>
+            <w:pPr>
+              <w:spacing w:after="0"/>
+            </w:pPr>
+            <w:r/>
+            <w:r>
+              <w:rPr>
+                <w:b w:val="0"/>
+                <w:i w:val="0"/>
+                <w:sz w:val="20"/>
+              </w:rPr>
+              <w:t>Unit 8: In the park – Lesson 3 (Activities 6–8)</w:t>
+            </w:r>
+          </w:p>
+        </w:tc>
+        <w:tc>
+          <w:tcPr>
+            <w:tcW w:type="dxa" w:w="1474"/>
+          </w:tcPr>
+          <w:p>
+            <w:pPr>
+              <w:spacing w:after="0"/>
+              <w:jc w:val="center"/>
+            </w:pPr>
+            <w:r/>
+            <w:r>
+              <w:rPr>
+                <w:b w:val="0"/>
+                <w:i w:val="0"/>
+                <w:sz w:val="20"/>
+              </w:rPr>
+              <w:t>Tiết 31 (1 tiết)</w:t>
+            </w:r>
+          </w:p>
+        </w:tc>
+        <w:tc>
+          <w:tcPr>
+            <w:tcW w:type="dxa" w:w="4195"/>
+          </w:tcPr>
+          <w:p>
+            <w:pPr>
+              <w:spacing w:after="0"/>
+            </w:pPr>
+            <w:r/>
+            <w:r>
+              <w:rPr>
+                <w:b w:val="0"/>
+                <w:i w:val="0"/>
+                <w:sz w:val="18"/>
+              </w:rPr>
+              <w:t>Digital competence 1.1.CB1a: Listen to the song audio on the class computer and touch the right body part (hair, hand, head); Life skills: Communication skills: confidently greet others and introduce themselves in simple sentences</w:t>
+            </w:r>
+          </w:p>
+        </w:tc>
+        <w:tc>
+          <w:tcPr>
+            <w:tcW w:type="dxa" w:w="1020"/>
+          </w:tcPr>
+          <w:p>
+            <w:pPr>
+              <w:spacing w:after="0"/>
+            </w:pPr>
+            <w:r/>
+            <w:r>
+              <w:rPr>
+                <w:b w:val="0"/>
+                <w:i w:val="0"/>
+                <w:sz w:val="18"/>
+              </w:rPr>
+            </w:r>
+          </w:p>
+        </w:tc>
+      </w:tr>
+      <w:tr>
+        <w:tc>
+          <w:tcPr>
+            <w:tcW w:type="dxa" w:w="850"/>
+          </w:tcPr>
+          <w:p>
+            <w:pPr>
+              <w:spacing w:after="0"/>
+              <w:jc w:val="center"/>
+            </w:pPr>
+            <w:r/>
+            <w:r>
+              <w:rPr>
+                <w:b w:val="0"/>
+                <w:i w:val="0"/>
+                <w:sz w:val="20"/>
+              </w:rPr>
+            </w:r>
+          </w:p>
+        </w:tc>
+        <w:tc>
+          <w:tcPr>
+            <w:tcW w:type="dxa" w:w="2494"/>
+          </w:tcPr>
+          <w:p>
+            <w:pPr>
+              <w:spacing w:after="0"/>
+            </w:pPr>
+            <w:r/>
+            <w:r>
+              <w:rPr>
+                <w:b/>
+                <w:i w:val="0"/>
+                <w:sz w:val="20"/>
+              </w:rPr>
+              <w:t>Revision / Self-check</w:t>
+            </w:r>
+          </w:p>
+        </w:tc>
+        <w:tc>
+          <w:tcPr>
+            <w:tcW w:type="dxa" w:w="4365"/>
+          </w:tcPr>
+          <w:p>
+            <w:pPr>
+              <w:spacing w:after="0"/>
+            </w:pPr>
+            <w:r/>
+            <w:r>
+              <w:rPr>
+                <w:b w:val="0"/>
+                <w:i w:val="0"/>
+                <w:sz w:val="20"/>
+              </w:rPr>
+              <w:t>Review 2 – Phil and Sue</w:t>
+            </w:r>
+          </w:p>
+        </w:tc>
+        <w:tc>
+          <w:tcPr>
+            <w:tcW w:type="dxa" w:w="1474"/>
+          </w:tcPr>
+          <w:p>
+            <w:pPr>
+              <w:spacing w:after="0"/>
+              <w:jc w:val="center"/>
+            </w:pPr>
+            <w:r/>
+            <w:r>
+              <w:rPr>
+                <w:b w:val="0"/>
+                <w:i w:val="0"/>
+                <w:sz w:val="20"/>
+              </w:rPr>
+              <w:t>Tiết 32 (1 tiết)</w:t>
+            </w:r>
+          </w:p>
+        </w:tc>
+        <w:tc>
+          <w:tcPr>
+            <w:tcW w:type="dxa" w:w="4195"/>
+          </w:tcPr>
+          <w:p>
+            <w:pPr>
+              <w:spacing w:after="0"/>
+            </w:pPr>
+            <w:r/>
+            <w:r>
+              <w:rPr>
+                <w:b w:val="0"/>
+                <w:i w:val="0"/>
+                <w:sz w:val="18"/>
+              </w:rPr>
+              <w:t>Digital competence 1.2.CB1a: Look at the Phil and Sue story pictures on the projector and find simple information (who, what they see) to answer the teacher’s questions</w:t>
+            </w:r>
+          </w:p>
+        </w:tc>
+        <w:tc>
+          <w:tcPr>
+            <w:tcW w:type="dxa" w:w="1020"/>
+          </w:tcPr>
+          <w:p>
+            <w:pPr>
+              <w:spacing w:after="0"/>
+            </w:pPr>
+            <w:r/>
+            <w:r>
+              <w:rPr>
+                <w:b w:val="0"/>
+                <w:i w:val="0"/>
+                <w:sz w:val="18"/>
+              </w:rPr>
+            </w:r>
+          </w:p>
+        </w:tc>
+      </w:tr>
+      <w:tr>
+        <w:tc>
+          <w:tcPr>
+            <w:tcW w:type="dxa" w:w="850"/>
+          </w:tcPr>
+          <w:p>
+            <w:pPr>
+              <w:spacing w:after="0"/>
+              <w:jc w:val="center"/>
+            </w:pPr>
+            <w:r/>
+            <w:r>
+              <w:rPr>
+                <w:b w:val="0"/>
+                <w:i w:val="0"/>
+                <w:sz w:val="20"/>
+              </w:rPr>
+              <w:t>Tuần 17</w:t>
+            </w:r>
+          </w:p>
+        </w:tc>
+        <w:tc>
+          <w:tcPr>
+            <w:tcW w:type="dxa" w:w="2494"/>
+          </w:tcPr>
+          <w:p>
+            <w:pPr>
+              <w:spacing w:after="0"/>
+            </w:pPr>
+            <w:r/>
+            <w:r>
+              <w:rPr>
+                <w:b/>
+                <w:i w:val="0"/>
+                <w:sz w:val="20"/>
+              </w:rPr>
+              <w:t>Revision / Self-check</w:t>
+            </w:r>
+          </w:p>
+        </w:tc>
+        <w:tc>
+          <w:tcPr>
+            <w:tcW w:type="dxa" w:w="4365"/>
+          </w:tcPr>
+          <w:p>
+            <w:pPr>
+              <w:spacing w:after="0"/>
+            </w:pPr>
+            <w:r/>
+            <w:r>
+              <w:rPr>
+                <w:b w:val="0"/>
+                <w:i w:val="0"/>
+                <w:sz w:val="20"/>
+              </w:rPr>
+              <w:t>Review 2 – Self-check – Part 1</w:t>
+            </w:r>
+          </w:p>
+        </w:tc>
+        <w:tc>
+          <w:tcPr>
+            <w:tcW w:type="dxa" w:w="1474"/>
+          </w:tcPr>
+          <w:p>
+            <w:pPr>
+              <w:spacing w:after="0"/>
+              <w:jc w:val="center"/>
+            </w:pPr>
+            <w:r/>
+            <w:r>
+              <w:rPr>
+                <w:b w:val="0"/>
+                <w:i w:val="0"/>
+                <w:sz w:val="20"/>
+              </w:rPr>
+              <w:t>Tiết 33 (1 tiết)</w:t>
+            </w:r>
+          </w:p>
+        </w:tc>
+        <w:tc>
+          <w:tcPr>
+            <w:tcW w:type="dxa" w:w="4195"/>
+          </w:tcPr>
+          <w:p>
+            <w:pPr>
+              <w:spacing w:after="0"/>
+            </w:pPr>
+            <w:r/>
+            <w:r>
+              <w:rPr>
+                <w:b w:val="0"/>
+                <w:i w:val="0"/>
+                <w:sz w:val="18"/>
+              </w:rPr>
+              <w:t>Digital competence 1.1.CB1a: Listen to the Self-check audio on the class computer and check their answers on the screen with the teacher’s guidance</w:t>
+            </w:r>
+          </w:p>
+        </w:tc>
+        <w:tc>
+          <w:tcPr>
+            <w:tcW w:type="dxa" w:w="1020"/>
+          </w:tcPr>
+          <w:p>
+            <w:pPr>
+              <w:spacing w:after="0"/>
+            </w:pPr>
+            <w:r/>
+            <w:r>
+              <w:rPr>
+                <w:b w:val="0"/>
+                <w:i w:val="0"/>
+                <w:sz w:val="18"/>
+              </w:rPr>
+            </w:r>
+          </w:p>
+        </w:tc>
+      </w:tr>
+      <w:tr>
+        <w:tc>
+          <w:tcPr>
+            <w:tcW w:type="dxa" w:w="850"/>
+          </w:tcPr>
+          <w:p>
+            <w:pPr>
+              <w:spacing w:after="0"/>
+              <w:jc w:val="center"/>
+            </w:pPr>
+            <w:r/>
+            <w:r>
+              <w:rPr>
+                <w:b w:val="0"/>
+                <w:i w:val="0"/>
+                <w:sz w:val="20"/>
+              </w:rPr>
+            </w:r>
+          </w:p>
+        </w:tc>
+        <w:tc>
+          <w:tcPr>
+            <w:tcW w:type="dxa" w:w="2494"/>
+          </w:tcPr>
+          <w:p>
+            <w:pPr>
+              <w:spacing w:after="0"/>
+            </w:pPr>
+            <w:r/>
+            <w:r>
+              <w:rPr>
+                <w:b/>
+                <w:i w:val="0"/>
+                <w:sz w:val="20"/>
+              </w:rPr>
+            </w:r>
+          </w:p>
+        </w:tc>
+        <w:tc>
+          <w:tcPr>
+            <w:tcW w:type="dxa" w:w="4365"/>
+          </w:tcPr>
+          <w:p>
+            <w:pPr>
+              <w:spacing w:after="0"/>
+            </w:pPr>
+            <w:r/>
+            <w:r>
+              <w:rPr>
+                <w:b w:val="0"/>
+                <w:i w:val="0"/>
+                <w:sz w:val="20"/>
+              </w:rPr>
+              <w:t>Review 2 – Self-check – Part 2</w:t>
+            </w:r>
+          </w:p>
+        </w:tc>
+        <w:tc>
+          <w:tcPr>
+            <w:tcW w:type="dxa" w:w="1474"/>
+          </w:tcPr>
+          <w:p>
+            <w:pPr>
+              <w:spacing w:after="0"/>
+              <w:jc w:val="center"/>
+            </w:pPr>
+            <w:r/>
+            <w:r>
+              <w:rPr>
+                <w:b w:val="0"/>
+                <w:i w:val="0"/>
+                <w:sz w:val="20"/>
+              </w:rPr>
+              <w:t>Tiết 34 (1 tiết)</w:t>
+            </w:r>
+          </w:p>
+        </w:tc>
+        <w:tc>
+          <w:tcPr>
+            <w:tcW w:type="dxa" w:w="4195"/>
+          </w:tcPr>
+          <w:p>
+            <w:pPr>
+              <w:spacing w:after="0"/>
+            </w:pPr>
+            <w:r/>
+            <w:r>
+              <w:rPr>
+                <w:b w:val="0"/>
+                <w:i w:val="0"/>
+                <w:sz w:val="18"/>
+              </w:rPr>
+              <w:t>Digital competence 5.2.CB1a: Choose a simple revision tool the teacher prepares (the audio, digital flashcards or a picture game) to practise the words</w:t>
+            </w:r>
+          </w:p>
+        </w:tc>
+        <w:tc>
+          <w:tcPr>
+            <w:tcW w:type="dxa" w:w="1020"/>
+          </w:tcPr>
+          <w:p>
+            <w:pPr>
+              <w:spacing w:after="0"/>
+            </w:pPr>
+            <w:r/>
+            <w:r>
+              <w:rPr>
+                <w:b w:val="0"/>
+                <w:i w:val="0"/>
+                <w:sz w:val="18"/>
+              </w:rPr>
+            </w:r>
+          </w:p>
+        </w:tc>
+      </w:tr>
+      <w:tr>
+        <w:tc>
+          <w:tcPr>
+            <w:tcW w:type="dxa" w:w="850"/>
+          </w:tcPr>
+          <w:p>
+            <w:pPr>
+              <w:spacing w:after="0"/>
+              <w:jc w:val="center"/>
+            </w:pPr>
+            <w:r/>
+            <w:r>
+              <w:rPr>
+                <w:b w:val="0"/>
+                <w:i w:val="0"/>
+                <w:sz w:val="20"/>
+              </w:rPr>
               <w:t>Tuần 18</w:t>
             </w:r>
           </w:p>
@@ -2259,6 +4222,7 @@
                 <w:i w:val="0"/>
                 <w:sz w:val="20"/>
               </w:rPr>
+              <w:t>Reserve / Consolidation</w:t>
             </w:r>
           </w:p>
         </w:tc>
@@ -2277,7 +4241,7 @@
                 <w:i w:val="0"/>
                 <w:sz w:val="20"/>
               </w:rPr>
-              <w:t>Semester I Test &amp; Feedback – Self-check</w:t>
+              <w:t>Reserve period 1</w:t>
             </w:r>
           </w:p>
         </w:tc>
@@ -2297,7 +4261,7 @@
                 <w:i w:val="0"/>
                 <w:sz w:val="20"/>
               </w:rPr>
-              <w:t>Tiết 18 (1 tiết)</w:t>
+              <w:t>Tiết 35 (1 tiết)</w:t>
             </w:r>
           </w:p>
         </w:tc>
@@ -2316,6 +4280,123 @@
                 <w:i w:val="0"/>
                 <w:sz w:val="18"/>
               </w:rPr>
+              <w:t>Digital competence 2.4.CB1a: Take part in a simple picture quiz on the projector, taking turns and cheering politely</w:t>
+            </w:r>
+          </w:p>
+        </w:tc>
+        <w:tc>
+          <w:tcPr>
+            <w:tcW w:type="dxa" w:w="1020"/>
+          </w:tcPr>
+          <w:p>
+            <w:pPr>
+              <w:spacing w:after="0"/>
+            </w:pPr>
+            <w:r/>
+            <w:r>
+              <w:rPr>
+                <w:b w:val="0"/>
+                <w:i w:val="0"/>
+                <w:sz w:val="18"/>
+              </w:rPr>
+            </w:r>
+          </w:p>
+        </w:tc>
+      </w:tr>
+      <w:tr>
+        <w:tc>
+          <w:tcPr>
+            <w:tcW w:type="dxa" w:w="850"/>
+          </w:tcPr>
+          <w:p>
+            <w:pPr>
+              <w:spacing w:after="0"/>
+              <w:jc w:val="center"/>
+            </w:pPr>
+            <w:r/>
+            <w:r>
+              <w:rPr>
+                <w:b w:val="0"/>
+                <w:i w:val="0"/>
+                <w:sz w:val="20"/>
+              </w:rPr>
+            </w:r>
+          </w:p>
+        </w:tc>
+        <w:tc>
+          <w:tcPr>
+            <w:tcW w:type="dxa" w:w="2494"/>
+          </w:tcPr>
+          <w:p>
+            <w:pPr>
+              <w:spacing w:after="0"/>
+            </w:pPr>
+            <w:r/>
+            <w:r>
+              <w:rPr>
+                <w:b/>
+                <w:i w:val="0"/>
+                <w:sz w:val="20"/>
+              </w:rPr>
+              <w:t>Me and the world around</w:t>
+            </w:r>
+          </w:p>
+        </w:tc>
+        <w:tc>
+          <w:tcPr>
+            <w:tcW w:type="dxa" w:w="4365"/>
+          </w:tcPr>
+          <w:p>
+            <w:pPr>
+              <w:spacing w:after="0"/>
+            </w:pPr>
+            <w:r/>
+            <w:r>
+              <w:rPr>
+                <w:b w:val="0"/>
+                <w:i w:val="0"/>
+                <w:sz w:val="20"/>
+              </w:rPr>
+              <w:t>Unit 9: In the shop – Lesson 1 (Activities 1–2)</w:t>
+            </w:r>
+          </w:p>
+        </w:tc>
+        <w:tc>
+          <w:tcPr>
+            <w:tcW w:type="dxa" w:w="1474"/>
+          </w:tcPr>
+          <w:p>
+            <w:pPr>
+              <w:spacing w:after="0"/>
+              <w:jc w:val="center"/>
+            </w:pPr>
+            <w:r/>
+            <w:r>
+              <w:rPr>
+                <w:b w:val="0"/>
+                <w:i w:val="0"/>
+                <w:sz w:val="20"/>
+              </w:rPr>
+              <w:t>Tiết 36 (1 tiết)</w:t>
+            </w:r>
+          </w:p>
+        </w:tc>
+        <w:tc>
+          <w:tcPr>
+            <w:tcW w:type="dxa" w:w="4195"/>
+          </w:tcPr>
+          <w:p>
+            <w:pPr>
+              <w:spacing w:after="0"/>
+            </w:pPr>
+            <w:r/>
+            <w:r>
+              <w:rPr>
+                <w:b w:val="0"/>
+                <w:i w:val="0"/>
+                <w:sz w:val="18"/>
+              </w:rPr>
+              <w:t>Digital competence 1.1.CB1a: Look at the flashcard pictures on the projector and listen to the audio to find the right things in the shop (clocks, locks, mops, pots); Life skills: Communication skills: confidently greet others and introduce themselves in simple sentences</w:t>
             </w:r>
           </w:p>
         </w:tc>
@@ -2417,7 +4498,7 @@
                 <w:i w:val="0"/>
                 <w:sz w:val="20"/>
               </w:rPr>
-              <w:t>Unit 9: In the shop – Lesson 1 &amp; 2</w:t>
+              <w:t>Unit 9: In the shop – Lesson 2 (Activities 3–5)</w:t>
             </w:r>
           </w:p>
         </w:tc>
@@ -2437,7 +4518,7 @@
                 <w:i w:val="0"/>
                 <w:sz w:val="20"/>
               </w:rPr>
-              <w:t>Tiết 19 (1 tiết)</w:t>
+              <w:t>Tiết 37 (1 tiết)</w:t>
             </w:r>
           </w:p>
         </w:tc>
@@ -2456,7 +4537,7 @@
                 <w:i w:val="0"/>
                 <w:sz w:val="18"/>
               </w:rPr>
-              <w:t>Life skills: Communication skills: confidently greet others and introduce themselves in simple sentences</w:t>
+              <w:t>Digital competence 1.3.CB1a: Watch and listen to the Unit 9 chant on the safe learning website hoclieu.vn on the projector with the teacher’s guidance; Life skills: Communication skills: confidently greet others and introduce themselves in simple sentences</w:t>
             </w:r>
           </w:p>
         </w:tc>
@@ -2496,7 +4577,6 @@
                 <w:i w:val="0"/>
                 <w:sz w:val="20"/>
               </w:rPr>
-              <w:t>Tuần 20</w:t>
             </w:r>
           </w:p>
         </w:tc>
@@ -2515,7 +4595,6 @@
                 <w:i w:val="0"/>
                 <w:sz w:val="20"/>
               </w:rPr>
-              <w:t>Me and the world around</w:t>
             </w:r>
           </w:p>
         </w:tc>
@@ -2534,7 +4613,7 @@
                 <w:i w:val="0"/>
                 <w:sz w:val="20"/>
               </w:rPr>
-              <w:t>Unit 9: In the shop – Lesson 3</w:t>
+              <w:t>Unit 9: In the shop – Lesson 3 (Activities 6–8)</w:t>
             </w:r>
           </w:p>
         </w:tc>
@@ -2554,7 +4633,7 @@
                 <w:i w:val="0"/>
                 <w:sz w:val="20"/>
               </w:rPr>
-              <w:t>Tiết 20 (1 tiết)</w:t>
+              <w:t>Tiết 38 (1 tiết)</w:t>
             </w:r>
           </w:p>
         </w:tc>
@@ -2573,7 +4652,7 @@
                 <w:i w:val="0"/>
                 <w:sz w:val="18"/>
               </w:rPr>
-              <w:t>Life skills: Communication skills: confidently greet others and introduce themselves in simple sentences</w:t>
+              <w:t>Digital competence 1.1.CB1a: Count the things in the pictures on the projector and listen to the audio to check their answers; Life skills: Communication skills: confidently greet others and introduce themselves in simple sentences</w:t>
             </w:r>
           </w:p>
         </w:tc>
@@ -2613,7 +4692,7 @@
                 <w:i w:val="0"/>
                 <w:sz w:val="20"/>
               </w:rPr>
-              <w:t>Tuần 21</w:t>
+              <w:t>Tuần 20</w:t>
             </w:r>
           </w:p>
         </w:tc>
@@ -2651,7 +4730,7 @@
                 <w:i w:val="0"/>
                 <w:sz w:val="20"/>
               </w:rPr>
-              <w:t>Unit 10: At the zoo – Lesson 1 &amp; 2</w:t>
+              <w:t>Unit 10: At the zoo – Lesson 1 (Activities 1–2)</w:t>
             </w:r>
           </w:p>
         </w:tc>
@@ -2671,7 +4750,7 @@
                 <w:i w:val="0"/>
                 <w:sz w:val="20"/>
               </w:rPr>
-              <w:t>Tiết 21 (1 tiết)</w:t>
+              <w:t>Tiết 39 (1 tiết)</w:t>
             </w:r>
           </w:p>
         </w:tc>
@@ -2730,7 +4809,6 @@
                 <w:i w:val="0"/>
                 <w:sz w:val="20"/>
               </w:rPr>
-              <w:t>Tuần 22</w:t>
             </w:r>
           </w:p>
         </w:tc>
@@ -2749,7 +4827,6 @@
                 <w:i w:val="0"/>
                 <w:sz w:val="20"/>
               </w:rPr>
-              <w:t>Me and the world around</w:t>
             </w:r>
           </w:p>
         </w:tc>
@@ -2768,7 +4845,7 @@
                 <w:i w:val="0"/>
                 <w:sz w:val="20"/>
               </w:rPr>
-              <w:t>Unit 10: At the zoo – Lesson 3</w:t>
+              <w:t>Unit 10: At the zoo – Lesson 2 (Activities 3–5)</w:t>
             </w:r>
           </w:p>
         </w:tc>
@@ -2788,7 +4865,7 @@
                 <w:i w:val="0"/>
                 <w:sz w:val="20"/>
               </w:rPr>
-              <w:t>Tiết 22 (1 tiết)</w:t>
+              <w:t>Tiết 40 (1 tiết)</w:t>
             </w:r>
           </w:p>
         </w:tc>
@@ -2807,7 +4884,7 @@
                 <w:i w:val="0"/>
                 <w:sz w:val="18"/>
               </w:rPr>
-              <w:t>AI 1.A1.1: Discussion: Humans decide what to feed animals; AI can only suggest menus based on available data; Life skills: Communication skills: confidently greet others and introduce themselves in simple sentences</w:t>
+              <w:t>Digital competence 1.3.CB1a: Watch and listen to the Unit 10 chant on the safe learning website hoclieu.vn on the projector with the teacher’s guidance; Life skills: Communication skills: confidently greet others and introduce themselves in simple sentences</w:t>
             </w:r>
           </w:p>
         </w:tc>
@@ -2847,7 +4924,7 @@
                 <w:i w:val="0"/>
                 <w:sz w:val="20"/>
               </w:rPr>
-              <w:t>Tuần 23</w:t>
+              <w:t>Tuần 21</w:t>
             </w:r>
           </w:p>
         </w:tc>
@@ -2866,6 +4943,7 @@
                 <w:i w:val="0"/>
                 <w:sz w:val="20"/>
               </w:rPr>
+              <w:t>Me and the world around</w:t>
             </w:r>
           </w:p>
         </w:tc>
@@ -2884,7 +4962,7 @@
                 <w:i w:val="0"/>
                 <w:sz w:val="20"/>
               </w:rPr>
-              <w:t>Fun time 3</w:t>
+              <w:t>Unit 10: At the zoo – Lesson 3 (Activities 6–8)</w:t>
             </w:r>
           </w:p>
         </w:tc>
@@ -2904,7 +4982,7 @@
                 <w:i w:val="0"/>
                 <w:sz w:val="20"/>
               </w:rPr>
-              <w:t>Tiết 23 (1 tiết)</w:t>
+              <w:t>Tiết 41 (1 tiết)</w:t>
             </w:r>
           </w:p>
         </w:tc>
@@ -2923,6 +5001,7 @@
                 <w:i w:val="0"/>
                 <w:sz w:val="18"/>
               </w:rPr>
+              <w:t>AI 1.A1.1: Discussion: Humans decide what to feed animals; AI can only suggest menus based on available data; Life skills: Communication skills: confidently greet others and introduce themselves in simple sentences</w:t>
             </w:r>
           </w:p>
         </w:tc>
@@ -2962,7 +5041,6 @@
                 <w:i w:val="0"/>
                 <w:sz w:val="20"/>
               </w:rPr>
-              <w:t>Tuần 24</w:t>
             </w:r>
           </w:p>
         </w:tc>
@@ -2981,7 +5059,7 @@
                 <w:i w:val="0"/>
                 <w:sz w:val="20"/>
               </w:rPr>
-              <w:t>Me and my friends</w:t>
+              <w:t>Revision / Fun time</w:t>
             </w:r>
           </w:p>
         </w:tc>
@@ -3000,7 +5078,7 @@
                 <w:i w:val="0"/>
                 <w:sz w:val="20"/>
               </w:rPr>
-              <w:t>Unit 11: At the bus stop – Lesson 1 &amp; 2</w:t>
+              <w:t>Fun time 3 – Lesson 1</w:t>
             </w:r>
           </w:p>
         </w:tc>
@@ -3020,7 +5098,7 @@
                 <w:i w:val="0"/>
                 <w:sz w:val="20"/>
               </w:rPr>
-              <w:t>Tiết 24 (1 tiết)</w:t>
+              <w:t>Tiết 42 (1 tiết)</w:t>
             </w:r>
           </w:p>
         </w:tc>
@@ -3039,7 +5117,7 @@
                 <w:i w:val="0"/>
                 <w:sz w:val="18"/>
               </w:rPr>
-              <w:t>Digital competence 4.3.CB1a: Health risk warning: Do not walk while looking at a phone, so as to stay safe in the sun; Life skills: Communication skills: confidently greet others and introduce themselves in simple sentences</w:t>
+              <w:t>Digital competence 1.1.CB1a: Look at the pictures of Units 9 and 10 on the projector and find the right picture when they hear a word; Life skills: Communication skills: confidently greet others and introduce themselves in simple sentences</w:t>
             </w:r>
           </w:p>
         </w:tc>
@@ -3079,7 +5157,7 @@
                 <w:i w:val="0"/>
                 <w:sz w:val="20"/>
               </w:rPr>
-              <w:t>Tuần 25</w:t>
+              <w:t>Tuần 22</w:t>
             </w:r>
           </w:p>
         </w:tc>
@@ -3098,7 +5176,7 @@
                 <w:i w:val="0"/>
                 <w:sz w:val="20"/>
               </w:rPr>
-              <w:t>Me and my friends</w:t>
+              <w:t>Revision / Fun time</w:t>
             </w:r>
           </w:p>
         </w:tc>
@@ -3117,7 +5195,7 @@
                 <w:i w:val="0"/>
                 <w:sz w:val="20"/>
               </w:rPr>
-              <w:t>Unit 11: At the bus stop – Lesson 3</w:t>
+              <w:t>Fun time 3 – Lesson 2</w:t>
             </w:r>
           </w:p>
         </w:tc>
@@ -3137,7 +5215,7 @@
                 <w:i w:val="0"/>
                 <w:sz w:val="20"/>
               </w:rPr>
-              <w:t>Tiết 25 (1 tiết)</w:t>
+              <w:t>Tiết 43 (1 tiết)</w:t>
             </w:r>
           </w:p>
         </w:tc>
@@ -3156,7 +5234,7 @@
                 <w:i w:val="0"/>
                 <w:sz w:val="18"/>
               </w:rPr>
-              <w:t>Life skills: Communication skills: confidently greet others and introduce themselves in simple sentences</w:t>
+              <w:t>Digital competence 1.2.CB1a: Look at the word pictures of Units 9 and 10 in a picture quiz on the projector and choose the right answer with the class; Life skills: Communication skills: confidently greet others and introduce themselves in simple sentences</w:t>
             </w:r>
           </w:p>
         </w:tc>
@@ -3196,7 +5274,6 @@
                 <w:i w:val="0"/>
                 <w:sz w:val="20"/>
               </w:rPr>
-              <w:t>Tuần 26</w:t>
             </w:r>
           </w:p>
         </w:tc>
@@ -3215,6 +5292,7 @@
                 <w:i w:val="0"/>
                 <w:sz w:val="20"/>
               </w:rPr>
+              <w:t>Me and my friends</w:t>
             </w:r>
           </w:p>
         </w:tc>
@@ -3233,7 +5311,7 @@
                 <w:i w:val="0"/>
                 <w:sz w:val="20"/>
               </w:rPr>
-              <w:t>Unit 12: At the lake – Lesson 1 &amp; 2</w:t>
+              <w:t>Unit 11: At the bus stop – Lesson 1 (Activities 1–2)</w:t>
             </w:r>
           </w:p>
         </w:tc>
@@ -3253,7 +5331,7 @@
                 <w:i w:val="0"/>
                 <w:sz w:val="20"/>
               </w:rPr>
-              <w:t>Tiết 26 (1 tiết)</w:t>
+              <w:t>Tiết 44 (1 tiết)</w:t>
             </w:r>
           </w:p>
         </w:tc>
@@ -3272,7 +5350,7 @@
                 <w:i w:val="0"/>
                 <w:sz w:val="18"/>
               </w:rPr>
-              <w:t>Digital competence 3.1.CB1a: Practise drawing a simple digital leaf or lemon (lemons) on the computer; Life skills: Communication skills: confidently greet others and introduce themselves in simple sentences</w:t>
+              <w:t>Digital competence 4.3.CB1a: Know the health risk of walking while looking at a phone, and stay safe in the sun; Life skills: Communication skills: confidently greet others and introduce themselves in simple sentences</w:t>
             </w:r>
           </w:p>
         </w:tc>
@@ -3312,7 +5390,7 @@
                 <w:i w:val="0"/>
                 <w:sz w:val="20"/>
               </w:rPr>
-              <w:t>Tuần 27</w:t>
+              <w:t>Tuần 23</w:t>
             </w:r>
           </w:p>
         </w:tc>
@@ -3331,6 +5409,7 @@
                 <w:i w:val="0"/>
                 <w:sz w:val="20"/>
               </w:rPr>
+              <w:t>Me and my friends</w:t>
             </w:r>
           </w:p>
         </w:tc>
@@ -3349,7 +5428,7 @@
                 <w:i w:val="0"/>
                 <w:sz w:val="20"/>
               </w:rPr>
-              <w:t>Unit 12: At the lake – Lesson 3</w:t>
+              <w:t>Unit 11: At the bus stop – Lesson 2 (Activities 3–5)</w:t>
             </w:r>
           </w:p>
         </w:tc>
@@ -3369,7 +5448,7 @@
                 <w:i w:val="0"/>
                 <w:sz w:val="20"/>
               </w:rPr>
-              <w:t>Tiết 27 (1 tiết)</w:t>
+              <w:t>Tiết 45 (1 tiết)</w:t>
             </w:r>
           </w:p>
         </w:tc>
@@ -3388,7 +5467,7 @@
                 <w:i w:val="0"/>
                 <w:sz w:val="18"/>
               </w:rPr>
-              <w:t>Life skills: Communication skills: confidently greet others and introduce themselves in simple sentences</w:t>
+              <w:t>Digital competence 1.3.CB1a: Watch and listen to the Unit 11 chant on the safe learning website hoclieu.vn on the projector with the teacher’s guidance; Life skills: Communication skills: confidently greet others and introduce themselves in simple sentences</w:t>
             </w:r>
           </w:p>
         </w:tc>
@@ -3428,7 +5507,6 @@
                 <w:i w:val="0"/>
                 <w:sz w:val="20"/>
               </w:rPr>
-              <w:t>Tuần 28</w:t>
             </w:r>
           </w:p>
         </w:tc>
@@ -3447,7 +5525,6 @@
                 <w:i w:val="0"/>
                 <w:sz w:val="20"/>
               </w:rPr>
-              <w:t>Me and my school</w:t>
             </w:r>
           </w:p>
         </w:tc>
@@ -3466,7 +5543,7 @@
                 <w:i w:val="0"/>
                 <w:sz w:val="20"/>
               </w:rPr>
-              <w:t>Unit 13: In the school canteen – Lesson 1, 2</w:t>
+              <w:t>Unit 11: At the bus stop – Lesson 3 (Activities 6–8)</w:t>
             </w:r>
           </w:p>
         </w:tc>
@@ -3486,7 +5563,7 @@
                 <w:i w:val="0"/>
                 <w:sz w:val="20"/>
               </w:rPr>
-              <w:t>Tiết 28 (1 tiết)</w:t>
+              <w:t>Tiết 46 (1 tiết)</w:t>
             </w:r>
           </w:p>
         </w:tc>
@@ -3505,7 +5582,7 @@
                 <w:i w:val="0"/>
                 <w:sz w:val="18"/>
               </w:rPr>
-              <w:t>Life skills: Communication skills: confidently greet others and introduce themselves in simple sentences</w:t>
+              <w:t>Digital competence 1.1.CB1a: Look at the pictures on the projector and listen to the audio to find who is running (he or she); Life skills: Communication skills: confidently greet others and introduce themselves in simple sentences</w:t>
             </w:r>
           </w:p>
         </w:tc>
@@ -3545,7 +5622,7 @@
                 <w:i w:val="0"/>
                 <w:sz w:val="20"/>
               </w:rPr>
-              <w:t>Tuần 29</w:t>
+              <w:t>Tuần 24</w:t>
             </w:r>
           </w:p>
         </w:tc>
@@ -3564,7 +5641,7 @@
                 <w:i w:val="0"/>
                 <w:sz w:val="20"/>
               </w:rPr>
-              <w:t>Me and my school</w:t>
+              <w:t>Me and the world around</w:t>
             </w:r>
           </w:p>
         </w:tc>
@@ -3583,7 +5660,7 @@
                 <w:i w:val="0"/>
                 <w:sz w:val="20"/>
               </w:rPr>
-              <w:t>Unit 13: In the school canteen – Lesson 3</w:t>
+              <w:t>Unit 12: At the lake – Lesson 1 (Activities 1–2)</w:t>
             </w:r>
           </w:p>
         </w:tc>
@@ -3603,7 +5680,7 @@
                 <w:i w:val="0"/>
                 <w:sz w:val="20"/>
               </w:rPr>
-              <w:t>Tiết 29 (1 tiết)</w:t>
+              <w:t>Tiết 47 (1 tiết)</w:t>
             </w:r>
           </w:p>
         </w:tc>
@@ -3622,7 +5699,7 @@
                 <w:i w:val="0"/>
                 <w:sz w:val="18"/>
               </w:rPr>
-              <w:t>Life skills: Communication skills: confidently greet others and introduce themselves in simple sentences</w:t>
+              <w:t>Digital competence 3.1.CB1a: Practise drawing a simple digital leaf or lemon (lemons) on the computer; Life skills: Communication skills: confidently greet others and introduce themselves in simple sentences</w:t>
             </w:r>
           </w:p>
         </w:tc>
@@ -3662,7 +5739,6 @@
                 <w:i w:val="0"/>
                 <w:sz w:val="20"/>
               </w:rPr>
-              <w:t>Tuần 30</w:t>
             </w:r>
           </w:p>
         </w:tc>
@@ -3681,7 +5757,6 @@
                 <w:i w:val="0"/>
                 <w:sz w:val="20"/>
               </w:rPr>
-              <w:t>Me and my school</w:t>
             </w:r>
           </w:p>
         </w:tc>
@@ -3700,7 +5775,7 @@
                 <w:i w:val="0"/>
                 <w:sz w:val="20"/>
               </w:rPr>
-              <w:t>Unit 14: In the toy shop – Lesson 1, 2</w:t>
+              <w:t>Unit 12: At the lake – Lesson 2 (Activities 3–5)</w:t>
             </w:r>
           </w:p>
         </w:tc>
@@ -3720,7 +5795,7 @@
                 <w:i w:val="0"/>
                 <w:sz w:val="20"/>
               </w:rPr>
-              <w:t>Tiết 30 (1 tiết)</w:t>
+              <w:t>Tiết 48 (1 tiết)</w:t>
             </w:r>
           </w:p>
         </w:tc>
@@ -3739,7 +5814,7 @@
                 <w:i w:val="0"/>
                 <w:sz w:val="18"/>
               </w:rPr>
-              <w:t>Digital competence 4.2.CB1b: Information security: Do not share photos of expensive gifts online, so that bad people cannot take advantage of them; Life skills: Communication skills: confidently greet others and introduce themselves in simple sentences</w:t>
+              <w:t>Digital competence 1.3.CB1a: Watch and listen to the Unit 12 chant on the safe learning website hoclieu.vn on the projector with the teacher’s guidance; Life skills: Communication skills: confidently greet others and introduce themselves in simple sentences</w:t>
             </w:r>
           </w:p>
         </w:tc>
@@ -3779,7 +5854,7 @@
                 <w:i w:val="0"/>
                 <w:sz w:val="20"/>
               </w:rPr>
-              <w:t>Tuần 31</w:t>
+              <w:t>Tuần 25</w:t>
             </w:r>
           </w:p>
         </w:tc>
@@ -3798,6 +5873,7 @@
                 <w:i w:val="0"/>
                 <w:sz w:val="20"/>
               </w:rPr>
+              <w:t>Me and the world around</w:t>
             </w:r>
           </w:p>
         </w:tc>
@@ -3816,7 +5892,7 @@
                 <w:i w:val="0"/>
                 <w:sz w:val="20"/>
               </w:rPr>
-              <w:t>Fun time 4</w:t>
+              <w:t>Unit 12: At the lake – Lesson 3 (Activities 6–8)</w:t>
             </w:r>
           </w:p>
         </w:tc>
@@ -3836,7 +5912,7 @@
                 <w:i w:val="0"/>
                 <w:sz w:val="20"/>
               </w:rPr>
-              <w:t>Tiết 31 (1 tiết)</w:t>
+              <w:t>Tiết 49 (1 tiết)</w:t>
             </w:r>
           </w:p>
         </w:tc>
@@ -3855,7 +5931,7 @@
                 <w:i w:val="0"/>
                 <w:sz w:val="18"/>
               </w:rPr>
-              <w:t>Digital competence 3.3.CB1a: Respect copyright: Write your name on your drawing before submitting it to the teacher on the interactive board</w:t>
+              <w:t>Digital competence 1.1.CB1a: Look at the pictures on the projector and listen to the song audio to find Lucy, the lake, the leaf and the lemons; Life skills: Communication skills: confidently greet others and introduce themselves in simple sentences</w:t>
             </w:r>
           </w:p>
         </w:tc>
@@ -3895,7 +5971,6 @@
                 <w:i w:val="0"/>
                 <w:sz w:val="20"/>
               </w:rPr>
-              <w:t>Tuần 32</w:t>
             </w:r>
           </w:p>
         </w:tc>
@@ -3914,6 +5989,7 @@
                 <w:i w:val="0"/>
                 <w:sz w:val="20"/>
               </w:rPr>
+              <w:t>Revision / Self-check</w:t>
             </w:r>
           </w:p>
         </w:tc>
@@ -3932,7 +6008,7 @@
                 <w:i w:val="0"/>
                 <w:sz w:val="20"/>
               </w:rPr>
-              <w:t>Unit 15: At the football match – Lesson 1, 2</w:t>
+              <w:t>Review 3 – Phil and Sue</w:t>
             </w:r>
           </w:p>
         </w:tc>
@@ -3952,7 +6028,7 @@
                 <w:i w:val="0"/>
                 <w:sz w:val="20"/>
               </w:rPr>
-              <w:t>Tiết 32 (1 tiết)</w:t>
+              <w:t>Tiết 50 (1 tiết)</w:t>
             </w:r>
           </w:p>
         </w:tc>
@@ -3971,7 +6047,7 @@
                 <w:i w:val="0"/>
                 <w:sz w:val="18"/>
               </w:rPr>
-              <w:t>Life skills: Communication skills: confidently greet others and introduce themselves in simple sentences</w:t>
+              <w:t>Digital competence 1.2.CB1a: Look at the Phil and Sue story pictures on the projector and find simple information (who, what they see) to answer the teacher’s questions</w:t>
             </w:r>
           </w:p>
         </w:tc>
@@ -4011,7 +6087,7 @@
                 <w:i w:val="0"/>
                 <w:sz w:val="20"/>
               </w:rPr>
-              <w:t>Tuần 33</w:t>
+              <w:t>Tuần 26</w:t>
             </w:r>
           </w:p>
         </w:tc>
@@ -4030,7 +6106,7 @@
                 <w:i w:val="0"/>
                 <w:sz w:val="20"/>
               </w:rPr>
-              <w:t>Me and my school</w:t>
+              <w:t>Revision / Self-check</w:t>
             </w:r>
           </w:p>
         </w:tc>
@@ -4049,7 +6125,7 @@
                 <w:i w:val="0"/>
                 <w:sz w:val="20"/>
               </w:rPr>
-              <w:t>Unit 15: At the football match – Lesson 3</w:t>
+              <w:t>Review 3 – Self-check – Part 1</w:t>
             </w:r>
           </w:p>
         </w:tc>
@@ -4069,7 +6145,7 @@
                 <w:i w:val="0"/>
                 <w:sz w:val="20"/>
               </w:rPr>
-              <w:t>Tiết 33 (1 tiết)</w:t>
+              <w:t>Tiết 51 (1 tiết)</w:t>
             </w:r>
           </w:p>
         </w:tc>
@@ -4088,7 +6164,7 @@
                 <w:i w:val="0"/>
                 <w:sz w:val="18"/>
               </w:rPr>
-              <w:t>Life skills: Communication skills: confidently greet others and introduce themselves in simple sentences</w:t>
+              <w:t>Digital competence 1.1.CB1a: Listen to the Self-check audio on the class computer and check their answers on the screen with the teacher’s guidance</w:t>
             </w:r>
           </w:p>
         </w:tc>
@@ -4128,7 +6204,6 @@
                 <w:i w:val="0"/>
                 <w:sz w:val="20"/>
               </w:rPr>
-              <w:t>Tuần 34</w:t>
             </w:r>
           </w:p>
         </w:tc>
@@ -4165,7 +6240,7 @@
                 <w:i w:val="0"/>
                 <w:sz w:val="20"/>
               </w:rPr>
-              <w:t>Unit 16: At home – Lesson 1, 2</w:t>
+              <w:t>Review 3 – Self-check – Part 2</w:t>
             </w:r>
           </w:p>
         </w:tc>
@@ -4185,7 +6260,7 @@
                 <w:i w:val="0"/>
                 <w:sz w:val="20"/>
               </w:rPr>
-              <w:t>Tiết 34 (1 tiết)</w:t>
+              <w:t>Tiết 52 (1 tiết)</w:t>
             </w:r>
           </w:p>
         </w:tc>
@@ -4204,7 +6279,7 @@
                 <w:i w:val="0"/>
                 <w:sz w:val="18"/>
               </w:rPr>
-              <w:t>Digital competence 1.3.CB1b: Pupils sort pictures of houses into the "My Home" folder on the class computer; Life skills: Communication skills: confidently greet others and introduce themselves in simple sentences</w:t>
+              <w:t>Digital competence 5.2.CB1a: Choose a simple revision tool the teacher prepares (the audio, digital flashcards or a picture game) to practise the words</w:t>
             </w:r>
           </w:p>
         </w:tc>
@@ -4244,6 +6319,1863 @@
                 <w:i w:val="0"/>
                 <w:sz w:val="20"/>
               </w:rPr>
+              <w:t>Tuần 27</w:t>
+            </w:r>
+          </w:p>
+        </w:tc>
+        <w:tc>
+          <w:tcPr>
+            <w:tcW w:type="dxa" w:w="2494"/>
+          </w:tcPr>
+          <w:p>
+            <w:pPr>
+              <w:spacing w:after="0"/>
+            </w:pPr>
+            <w:r/>
+            <w:r>
+              <w:rPr>
+                <w:b/>
+                <w:i w:val="0"/>
+                <w:sz w:val="20"/>
+              </w:rPr>
+              <w:t>Me and my school</w:t>
+            </w:r>
+          </w:p>
+        </w:tc>
+        <w:tc>
+          <w:tcPr>
+            <w:tcW w:type="dxa" w:w="4365"/>
+          </w:tcPr>
+          <w:p>
+            <w:pPr>
+              <w:spacing w:after="0"/>
+            </w:pPr>
+            <w:r/>
+            <w:r>
+              <w:rPr>
+                <w:b w:val="0"/>
+                <w:i w:val="0"/>
+                <w:sz w:val="20"/>
+              </w:rPr>
+              <w:t>Unit 13: In the school canteen – Lesson 1 (Activities 1–2)</w:t>
+            </w:r>
+          </w:p>
+        </w:tc>
+        <w:tc>
+          <w:tcPr>
+            <w:tcW w:type="dxa" w:w="1474"/>
+          </w:tcPr>
+          <w:p>
+            <w:pPr>
+              <w:spacing w:after="0"/>
+              <w:jc w:val="center"/>
+            </w:pPr>
+            <w:r/>
+            <w:r>
+              <w:rPr>
+                <w:b w:val="0"/>
+                <w:i w:val="0"/>
+                <w:sz w:val="20"/>
+              </w:rPr>
+              <w:t>Tiết 53 (1 tiết)</w:t>
+            </w:r>
+          </w:p>
+        </w:tc>
+        <w:tc>
+          <w:tcPr>
+            <w:tcW w:type="dxa" w:w="4195"/>
+          </w:tcPr>
+          <w:p>
+            <w:pPr>
+              <w:spacing w:after="0"/>
+            </w:pPr>
+            <w:r/>
+            <w:r>
+              <w:rPr>
+                <w:b w:val="0"/>
+                <w:i w:val="0"/>
+                <w:sz w:val="18"/>
+              </w:rPr>
+              <w:t>Digital competence 1.1.CB1a: Listen to the audio on the class computer and point to the right food pictures (bananas, noodles, nuts); Life skills: Communication skills: confidently greet others and introduce themselves in simple sentences</w:t>
+            </w:r>
+          </w:p>
+        </w:tc>
+        <w:tc>
+          <w:tcPr>
+            <w:tcW w:type="dxa" w:w="1020"/>
+          </w:tcPr>
+          <w:p>
+            <w:pPr>
+              <w:spacing w:after="0"/>
+            </w:pPr>
+            <w:r/>
+            <w:r>
+              <w:rPr>
+                <w:b w:val="0"/>
+                <w:i w:val="0"/>
+                <w:sz w:val="18"/>
+              </w:rPr>
+            </w:r>
+          </w:p>
+        </w:tc>
+      </w:tr>
+      <w:tr>
+        <w:tc>
+          <w:tcPr>
+            <w:tcW w:type="dxa" w:w="850"/>
+          </w:tcPr>
+          <w:p>
+            <w:pPr>
+              <w:spacing w:after="0"/>
+              <w:jc w:val="center"/>
+            </w:pPr>
+            <w:r/>
+            <w:r>
+              <w:rPr>
+                <w:b w:val="0"/>
+                <w:i w:val="0"/>
+                <w:sz w:val="20"/>
+              </w:rPr>
+            </w:r>
+          </w:p>
+        </w:tc>
+        <w:tc>
+          <w:tcPr>
+            <w:tcW w:type="dxa" w:w="2494"/>
+          </w:tcPr>
+          <w:p>
+            <w:pPr>
+              <w:spacing w:after="0"/>
+            </w:pPr>
+            <w:r/>
+            <w:r>
+              <w:rPr>
+                <w:b/>
+                <w:i w:val="0"/>
+                <w:sz w:val="20"/>
+              </w:rPr>
+            </w:r>
+          </w:p>
+        </w:tc>
+        <w:tc>
+          <w:tcPr>
+            <w:tcW w:type="dxa" w:w="4365"/>
+          </w:tcPr>
+          <w:p>
+            <w:pPr>
+              <w:spacing w:after="0"/>
+            </w:pPr>
+            <w:r/>
+            <w:r>
+              <w:rPr>
+                <w:b w:val="0"/>
+                <w:i w:val="0"/>
+                <w:sz w:val="20"/>
+              </w:rPr>
+              <w:t>Unit 13: In the school canteen – Lesson 2 (Activities 3–5)</w:t>
+            </w:r>
+          </w:p>
+        </w:tc>
+        <w:tc>
+          <w:tcPr>
+            <w:tcW w:type="dxa" w:w="1474"/>
+          </w:tcPr>
+          <w:p>
+            <w:pPr>
+              <w:spacing w:after="0"/>
+              <w:jc w:val="center"/>
+            </w:pPr>
+            <w:r/>
+            <w:r>
+              <w:rPr>
+                <w:b w:val="0"/>
+                <w:i w:val="0"/>
+                <w:sz w:val="20"/>
+              </w:rPr>
+              <w:t>Tiết 54 (1 tiết)</w:t>
+            </w:r>
+          </w:p>
+        </w:tc>
+        <w:tc>
+          <w:tcPr>
+            <w:tcW w:type="dxa" w:w="4195"/>
+          </w:tcPr>
+          <w:p>
+            <w:pPr>
+              <w:spacing w:after="0"/>
+            </w:pPr>
+            <w:r/>
+            <w:r>
+              <w:rPr>
+                <w:b w:val="0"/>
+                <w:i w:val="0"/>
+                <w:sz w:val="18"/>
+              </w:rPr>
+              <w:t>Digital competence 1.3.CB1a: Watch and listen to the Unit 13 chant on the safe learning website hoclieu.vn on the projector with the teacher’s guidance; Life skills: Communication skills: confidently greet others and introduce themselves in simple sentences</w:t>
+            </w:r>
+          </w:p>
+        </w:tc>
+        <w:tc>
+          <w:tcPr>
+            <w:tcW w:type="dxa" w:w="1020"/>
+          </w:tcPr>
+          <w:p>
+            <w:pPr>
+              <w:spacing w:after="0"/>
+            </w:pPr>
+            <w:r/>
+            <w:r>
+              <w:rPr>
+                <w:b w:val="0"/>
+                <w:i w:val="0"/>
+                <w:sz w:val="18"/>
+              </w:rPr>
+            </w:r>
+          </w:p>
+        </w:tc>
+      </w:tr>
+      <w:tr>
+        <w:tc>
+          <w:tcPr>
+            <w:tcW w:type="dxa" w:w="850"/>
+          </w:tcPr>
+          <w:p>
+            <w:pPr>
+              <w:spacing w:after="0"/>
+              <w:jc w:val="center"/>
+            </w:pPr>
+            <w:r/>
+            <w:r>
+              <w:rPr>
+                <w:b w:val="0"/>
+                <w:i w:val="0"/>
+                <w:sz w:val="20"/>
+              </w:rPr>
+              <w:t>Tuần 28</w:t>
+            </w:r>
+          </w:p>
+        </w:tc>
+        <w:tc>
+          <w:tcPr>
+            <w:tcW w:type="dxa" w:w="2494"/>
+          </w:tcPr>
+          <w:p>
+            <w:pPr>
+              <w:spacing w:after="0"/>
+            </w:pPr>
+            <w:r/>
+            <w:r>
+              <w:rPr>
+                <w:b/>
+                <w:i w:val="0"/>
+                <w:sz w:val="20"/>
+              </w:rPr>
+              <w:t>Me and my school</w:t>
+            </w:r>
+          </w:p>
+        </w:tc>
+        <w:tc>
+          <w:tcPr>
+            <w:tcW w:type="dxa" w:w="4365"/>
+          </w:tcPr>
+          <w:p>
+            <w:pPr>
+              <w:spacing w:after="0"/>
+            </w:pPr>
+            <w:r/>
+            <w:r>
+              <w:rPr>
+                <w:b w:val="0"/>
+                <w:i w:val="0"/>
+                <w:sz w:val="20"/>
+              </w:rPr>
+              <w:t>Unit 13: In the school canteen – Lesson 3 (Activities 6–8)</w:t>
+            </w:r>
+          </w:p>
+        </w:tc>
+        <w:tc>
+          <w:tcPr>
+            <w:tcW w:type="dxa" w:w="1474"/>
+          </w:tcPr>
+          <w:p>
+            <w:pPr>
+              <w:spacing w:after="0"/>
+              <w:jc w:val="center"/>
+            </w:pPr>
+            <w:r/>
+            <w:r>
+              <w:rPr>
+                <w:b w:val="0"/>
+                <w:i w:val="0"/>
+                <w:sz w:val="20"/>
+              </w:rPr>
+              <w:t>Tiết 55 (1 tiết)</w:t>
+            </w:r>
+          </w:p>
+        </w:tc>
+        <w:tc>
+          <w:tcPr>
+            <w:tcW w:type="dxa" w:w="4195"/>
+          </w:tcPr>
+          <w:p>
+            <w:pPr>
+              <w:spacing w:after="0"/>
+            </w:pPr>
+            <w:r/>
+            <w:r>
+              <w:rPr>
+                <w:b w:val="0"/>
+                <w:i w:val="0"/>
+                <w:sz w:val="18"/>
+              </w:rPr>
+              <w:t>Digital competence 1.1.CB1a: Look at the canteen pictures on the projector and listen to the audio to find what he or she is having; Life skills: Communication skills: confidently greet others and introduce themselves in simple sentences</w:t>
+            </w:r>
+          </w:p>
+        </w:tc>
+        <w:tc>
+          <w:tcPr>
+            <w:tcW w:type="dxa" w:w="1020"/>
+          </w:tcPr>
+          <w:p>
+            <w:pPr>
+              <w:spacing w:after="0"/>
+            </w:pPr>
+            <w:r/>
+            <w:r>
+              <w:rPr>
+                <w:b w:val="0"/>
+                <w:i w:val="0"/>
+                <w:sz w:val="18"/>
+              </w:rPr>
+            </w:r>
+          </w:p>
+        </w:tc>
+      </w:tr>
+      <w:tr>
+        <w:tc>
+          <w:tcPr>
+            <w:tcW w:type="dxa" w:w="850"/>
+          </w:tcPr>
+          <w:p>
+            <w:pPr>
+              <w:spacing w:after="0"/>
+              <w:jc w:val="center"/>
+            </w:pPr>
+            <w:r/>
+            <w:r>
+              <w:rPr>
+                <w:b w:val="0"/>
+                <w:i w:val="0"/>
+                <w:sz w:val="20"/>
+              </w:rPr>
+            </w:r>
+          </w:p>
+        </w:tc>
+        <w:tc>
+          <w:tcPr>
+            <w:tcW w:type="dxa" w:w="2494"/>
+          </w:tcPr>
+          <w:p>
+            <w:pPr>
+              <w:spacing w:after="0"/>
+            </w:pPr>
+            <w:r/>
+            <w:r>
+              <w:rPr>
+                <w:b/>
+                <w:i w:val="0"/>
+                <w:sz w:val="20"/>
+              </w:rPr>
+            </w:r>
+          </w:p>
+        </w:tc>
+        <w:tc>
+          <w:tcPr>
+            <w:tcW w:type="dxa" w:w="4365"/>
+          </w:tcPr>
+          <w:p>
+            <w:pPr>
+              <w:spacing w:after="0"/>
+            </w:pPr>
+            <w:r/>
+            <w:r>
+              <w:rPr>
+                <w:b w:val="0"/>
+                <w:i w:val="0"/>
+                <w:sz w:val="20"/>
+              </w:rPr>
+              <w:t>Unit 14: In the toy shop – Lesson 1 (Activities 1–2)</w:t>
+            </w:r>
+          </w:p>
+        </w:tc>
+        <w:tc>
+          <w:tcPr>
+            <w:tcW w:type="dxa" w:w="1474"/>
+          </w:tcPr>
+          <w:p>
+            <w:pPr>
+              <w:spacing w:after="0"/>
+              <w:jc w:val="center"/>
+            </w:pPr>
+            <w:r/>
+            <w:r>
+              <w:rPr>
+                <w:b w:val="0"/>
+                <w:i w:val="0"/>
+                <w:sz w:val="20"/>
+              </w:rPr>
+              <w:t>Tiết 56 (1 tiết)</w:t>
+            </w:r>
+          </w:p>
+        </w:tc>
+        <w:tc>
+          <w:tcPr>
+            <w:tcW w:type="dxa" w:w="4195"/>
+          </w:tcPr>
+          <w:p>
+            <w:pPr>
+              <w:spacing w:after="0"/>
+            </w:pPr>
+            <w:r/>
+            <w:r>
+              <w:rPr>
+                <w:b w:val="0"/>
+                <w:i w:val="0"/>
+                <w:sz w:val="18"/>
+              </w:rPr>
+              <w:t>Digital competence 4.2.CB1b: Information security: Do not share photos of expensive gifts online, so that bad people cannot take advantage of them; Life skills: Communication skills: confidently greet others and introduce themselves in simple sentences</w:t>
+            </w:r>
+          </w:p>
+        </w:tc>
+        <w:tc>
+          <w:tcPr>
+            <w:tcW w:type="dxa" w:w="1020"/>
+          </w:tcPr>
+          <w:p>
+            <w:pPr>
+              <w:spacing w:after="0"/>
+            </w:pPr>
+            <w:r/>
+            <w:r>
+              <w:rPr>
+                <w:b w:val="0"/>
+                <w:i w:val="0"/>
+                <w:sz w:val="18"/>
+              </w:rPr>
+            </w:r>
+          </w:p>
+        </w:tc>
+      </w:tr>
+      <w:tr>
+        <w:tc>
+          <w:tcPr>
+            <w:tcW w:type="dxa" w:w="850"/>
+          </w:tcPr>
+          <w:p>
+            <w:pPr>
+              <w:spacing w:after="0"/>
+              <w:jc w:val="center"/>
+            </w:pPr>
+            <w:r/>
+            <w:r>
+              <w:rPr>
+                <w:b w:val="0"/>
+                <w:i w:val="0"/>
+                <w:sz w:val="20"/>
+              </w:rPr>
+              <w:t>Tuần 29</w:t>
+            </w:r>
+          </w:p>
+        </w:tc>
+        <w:tc>
+          <w:tcPr>
+            <w:tcW w:type="dxa" w:w="2494"/>
+          </w:tcPr>
+          <w:p>
+            <w:pPr>
+              <w:spacing w:after="0"/>
+            </w:pPr>
+            <w:r/>
+            <w:r>
+              <w:rPr>
+                <w:b/>
+                <w:i w:val="0"/>
+                <w:sz w:val="20"/>
+              </w:rPr>
+              <w:t>Me and my school</w:t>
+            </w:r>
+          </w:p>
+        </w:tc>
+        <w:tc>
+          <w:tcPr>
+            <w:tcW w:type="dxa" w:w="4365"/>
+          </w:tcPr>
+          <w:p>
+            <w:pPr>
+              <w:spacing w:after="0"/>
+            </w:pPr>
+            <w:r/>
+            <w:r>
+              <w:rPr>
+                <w:b w:val="0"/>
+                <w:i w:val="0"/>
+                <w:sz w:val="20"/>
+              </w:rPr>
+              <w:t>Unit 14: In the toy shop – Lesson 2 (Activities 3–5)</w:t>
+            </w:r>
+          </w:p>
+        </w:tc>
+        <w:tc>
+          <w:tcPr>
+            <w:tcW w:type="dxa" w:w="1474"/>
+          </w:tcPr>
+          <w:p>
+            <w:pPr>
+              <w:spacing w:after="0"/>
+              <w:jc w:val="center"/>
+            </w:pPr>
+            <w:r/>
+            <w:r>
+              <w:rPr>
+                <w:b w:val="0"/>
+                <w:i w:val="0"/>
+                <w:sz w:val="20"/>
+              </w:rPr>
+              <w:t>Tiết 57 (1 tiết)</w:t>
+            </w:r>
+          </w:p>
+        </w:tc>
+        <w:tc>
+          <w:tcPr>
+            <w:tcW w:type="dxa" w:w="4195"/>
+          </w:tcPr>
+          <w:p>
+            <w:pPr>
+              <w:spacing w:after="0"/>
+            </w:pPr>
+            <w:r/>
+            <w:r>
+              <w:rPr>
+                <w:b w:val="0"/>
+                <w:i w:val="0"/>
+                <w:sz w:val="18"/>
+              </w:rPr>
+              <w:t>Digital competence 1.3.CB1a: Watch and listen to the Unit 14 chant on the safe learning website hoclieu.vn on the projector with the teacher’s guidance; Life skills: Communication skills: confidently greet others and introduce themselves in simple sentences</w:t>
+            </w:r>
+          </w:p>
+        </w:tc>
+        <w:tc>
+          <w:tcPr>
+            <w:tcW w:type="dxa" w:w="1020"/>
+          </w:tcPr>
+          <w:p>
+            <w:pPr>
+              <w:spacing w:after="0"/>
+            </w:pPr>
+            <w:r/>
+            <w:r>
+              <w:rPr>
+                <w:b w:val="0"/>
+                <w:i w:val="0"/>
+                <w:sz w:val="18"/>
+              </w:rPr>
+            </w:r>
+          </w:p>
+        </w:tc>
+      </w:tr>
+      <w:tr>
+        <w:tc>
+          <w:tcPr>
+            <w:tcW w:type="dxa" w:w="850"/>
+          </w:tcPr>
+          <w:p>
+            <w:pPr>
+              <w:spacing w:after="0"/>
+              <w:jc w:val="center"/>
+            </w:pPr>
+            <w:r/>
+            <w:r>
+              <w:rPr>
+                <w:b w:val="0"/>
+                <w:i w:val="0"/>
+                <w:sz w:val="20"/>
+              </w:rPr>
+            </w:r>
+          </w:p>
+        </w:tc>
+        <w:tc>
+          <w:tcPr>
+            <w:tcW w:type="dxa" w:w="2494"/>
+          </w:tcPr>
+          <w:p>
+            <w:pPr>
+              <w:spacing w:after="0"/>
+            </w:pPr>
+            <w:r/>
+            <w:r>
+              <w:rPr>
+                <w:b/>
+                <w:i w:val="0"/>
+                <w:sz w:val="20"/>
+              </w:rPr>
+            </w:r>
+          </w:p>
+        </w:tc>
+        <w:tc>
+          <w:tcPr>
+            <w:tcW w:type="dxa" w:w="4365"/>
+          </w:tcPr>
+          <w:p>
+            <w:pPr>
+              <w:spacing w:after="0"/>
+            </w:pPr>
+            <w:r/>
+            <w:r>
+              <w:rPr>
+                <w:b w:val="0"/>
+                <w:i w:val="0"/>
+                <w:sz w:val="20"/>
+              </w:rPr>
+              <w:t>Unit 14: In the toy shop – Lesson 3 (Activities 6–8)</w:t>
+            </w:r>
+          </w:p>
+        </w:tc>
+        <w:tc>
+          <w:tcPr>
+            <w:tcW w:type="dxa" w:w="1474"/>
+          </w:tcPr>
+          <w:p>
+            <w:pPr>
+              <w:spacing w:after="0"/>
+              <w:jc w:val="center"/>
+            </w:pPr>
+            <w:r/>
+            <w:r>
+              <w:rPr>
+                <w:b w:val="0"/>
+                <w:i w:val="0"/>
+                <w:sz w:val="20"/>
+              </w:rPr>
+              <w:t>Tiết 58 (1 tiết)</w:t>
+            </w:r>
+          </w:p>
+        </w:tc>
+        <w:tc>
+          <w:tcPr>
+            <w:tcW w:type="dxa" w:w="4195"/>
+          </w:tcPr>
+          <w:p>
+            <w:pPr>
+              <w:spacing w:after="0"/>
+            </w:pPr>
+            <w:r/>
+            <w:r>
+              <w:rPr>
+                <w:b w:val="0"/>
+                <w:i w:val="0"/>
+                <w:sz w:val="18"/>
+              </w:rPr>
+              <w:t>Digital competence 1.1.CB1a: Look at the toy shop picture on the projector and listen to the audio to find the toys they hear; Life skills: Communication skills: confidently greet others and introduce themselves in simple sentences</w:t>
+            </w:r>
+          </w:p>
+        </w:tc>
+        <w:tc>
+          <w:tcPr>
+            <w:tcW w:type="dxa" w:w="1020"/>
+          </w:tcPr>
+          <w:p>
+            <w:pPr>
+              <w:spacing w:after="0"/>
+            </w:pPr>
+            <w:r/>
+            <w:r>
+              <w:rPr>
+                <w:b w:val="0"/>
+                <w:i w:val="0"/>
+                <w:sz w:val="18"/>
+              </w:rPr>
+            </w:r>
+          </w:p>
+        </w:tc>
+      </w:tr>
+      <w:tr>
+        <w:tc>
+          <w:tcPr>
+            <w:tcW w:type="dxa" w:w="850"/>
+          </w:tcPr>
+          <w:p>
+            <w:pPr>
+              <w:spacing w:after="0"/>
+              <w:jc w:val="center"/>
+            </w:pPr>
+            <w:r/>
+            <w:r>
+              <w:rPr>
+                <w:b w:val="0"/>
+                <w:i w:val="0"/>
+                <w:sz w:val="20"/>
+              </w:rPr>
+              <w:t>Tuần 30</w:t>
+            </w:r>
+          </w:p>
+        </w:tc>
+        <w:tc>
+          <w:tcPr>
+            <w:tcW w:type="dxa" w:w="2494"/>
+          </w:tcPr>
+          <w:p>
+            <w:pPr>
+              <w:spacing w:after="0"/>
+            </w:pPr>
+            <w:r/>
+            <w:r>
+              <w:rPr>
+                <w:b/>
+                <w:i w:val="0"/>
+                <w:sz w:val="20"/>
+              </w:rPr>
+              <w:t>Revision / Fun time</w:t>
+            </w:r>
+          </w:p>
+        </w:tc>
+        <w:tc>
+          <w:tcPr>
+            <w:tcW w:type="dxa" w:w="4365"/>
+          </w:tcPr>
+          <w:p>
+            <w:pPr>
+              <w:spacing w:after="0"/>
+            </w:pPr>
+            <w:r/>
+            <w:r>
+              <w:rPr>
+                <w:b w:val="0"/>
+                <w:i w:val="0"/>
+                <w:sz w:val="20"/>
+              </w:rPr>
+              <w:t>Fun time 4 – Lesson 1</w:t>
+            </w:r>
+          </w:p>
+        </w:tc>
+        <w:tc>
+          <w:tcPr>
+            <w:tcW w:type="dxa" w:w="1474"/>
+          </w:tcPr>
+          <w:p>
+            <w:pPr>
+              <w:spacing w:after="0"/>
+              <w:jc w:val="center"/>
+            </w:pPr>
+            <w:r/>
+            <w:r>
+              <w:rPr>
+                <w:b w:val="0"/>
+                <w:i w:val="0"/>
+                <w:sz w:val="20"/>
+              </w:rPr>
+              <w:t>Tiết 59 (1 tiết)</w:t>
+            </w:r>
+          </w:p>
+        </w:tc>
+        <w:tc>
+          <w:tcPr>
+            <w:tcW w:type="dxa" w:w="4195"/>
+          </w:tcPr>
+          <w:p>
+            <w:pPr>
+              <w:spacing w:after="0"/>
+            </w:pPr>
+            <w:r/>
+            <w:r>
+              <w:rPr>
+                <w:b w:val="0"/>
+                <w:i w:val="0"/>
+                <w:sz w:val="18"/>
+              </w:rPr>
+              <w:t>Digital competence 3.3.CB1a: Respect copyright: Write your name on your drawing before submitting it to the teacher on the interactive board; Life skills: Communication skills: confidently greet others and introduce themselves in simple sentences</w:t>
+            </w:r>
+          </w:p>
+        </w:tc>
+        <w:tc>
+          <w:tcPr>
+            <w:tcW w:type="dxa" w:w="1020"/>
+          </w:tcPr>
+          <w:p>
+            <w:pPr>
+              <w:spacing w:after="0"/>
+            </w:pPr>
+            <w:r/>
+            <w:r>
+              <w:rPr>
+                <w:b w:val="0"/>
+                <w:i w:val="0"/>
+                <w:sz w:val="18"/>
+              </w:rPr>
+            </w:r>
+          </w:p>
+        </w:tc>
+      </w:tr>
+      <w:tr>
+        <w:tc>
+          <w:tcPr>
+            <w:tcW w:type="dxa" w:w="850"/>
+          </w:tcPr>
+          <w:p>
+            <w:pPr>
+              <w:spacing w:after="0"/>
+              <w:jc w:val="center"/>
+            </w:pPr>
+            <w:r/>
+            <w:r>
+              <w:rPr>
+                <w:b w:val="0"/>
+                <w:i w:val="0"/>
+                <w:sz w:val="20"/>
+              </w:rPr>
+            </w:r>
+          </w:p>
+        </w:tc>
+        <w:tc>
+          <w:tcPr>
+            <w:tcW w:type="dxa" w:w="2494"/>
+          </w:tcPr>
+          <w:p>
+            <w:pPr>
+              <w:spacing w:after="0"/>
+            </w:pPr>
+            <w:r/>
+            <w:r>
+              <w:rPr>
+                <w:b/>
+                <w:i w:val="0"/>
+                <w:sz w:val="20"/>
+              </w:rPr>
+            </w:r>
+          </w:p>
+        </w:tc>
+        <w:tc>
+          <w:tcPr>
+            <w:tcW w:type="dxa" w:w="4365"/>
+          </w:tcPr>
+          <w:p>
+            <w:pPr>
+              <w:spacing w:after="0"/>
+            </w:pPr>
+            <w:r/>
+            <w:r>
+              <w:rPr>
+                <w:b w:val="0"/>
+                <w:i w:val="0"/>
+                <w:sz w:val="20"/>
+              </w:rPr>
+              <w:t>Fun time 4 – Lesson 2</w:t>
+            </w:r>
+          </w:p>
+        </w:tc>
+        <w:tc>
+          <w:tcPr>
+            <w:tcW w:type="dxa" w:w="1474"/>
+          </w:tcPr>
+          <w:p>
+            <w:pPr>
+              <w:spacing w:after="0"/>
+              <w:jc w:val="center"/>
+            </w:pPr>
+            <w:r/>
+            <w:r>
+              <w:rPr>
+                <w:b w:val="0"/>
+                <w:i w:val="0"/>
+                <w:sz w:val="20"/>
+              </w:rPr>
+              <w:t>Tiết 60 (1 tiết)</w:t>
+            </w:r>
+          </w:p>
+        </w:tc>
+        <w:tc>
+          <w:tcPr>
+            <w:tcW w:type="dxa" w:w="4195"/>
+          </w:tcPr>
+          <w:p>
+            <w:pPr>
+              <w:spacing w:after="0"/>
+            </w:pPr>
+            <w:r/>
+            <w:r>
+              <w:rPr>
+                <w:b w:val="0"/>
+                <w:i w:val="0"/>
+                <w:sz w:val="18"/>
+              </w:rPr>
+              <w:t>Digital competence 1.2.CB1a: Look at the word pictures of Units 13 and 14 in a picture quiz on the projector and choose the right answer with the class; Life skills: Communication skills: confidently greet others and introduce themselves in simple sentences</w:t>
+            </w:r>
+          </w:p>
+        </w:tc>
+        <w:tc>
+          <w:tcPr>
+            <w:tcW w:type="dxa" w:w="1020"/>
+          </w:tcPr>
+          <w:p>
+            <w:pPr>
+              <w:spacing w:after="0"/>
+            </w:pPr>
+            <w:r/>
+            <w:r>
+              <w:rPr>
+                <w:b w:val="0"/>
+                <w:i w:val="0"/>
+                <w:sz w:val="18"/>
+              </w:rPr>
+            </w:r>
+          </w:p>
+        </w:tc>
+      </w:tr>
+      <w:tr>
+        <w:tc>
+          <w:tcPr>
+            <w:tcW w:type="dxa" w:w="850"/>
+          </w:tcPr>
+          <w:p>
+            <w:pPr>
+              <w:spacing w:after="0"/>
+              <w:jc w:val="center"/>
+            </w:pPr>
+            <w:r/>
+            <w:r>
+              <w:rPr>
+                <w:b w:val="0"/>
+                <w:i w:val="0"/>
+                <w:sz w:val="20"/>
+              </w:rPr>
+              <w:t>Tuần 31</w:t>
+            </w:r>
+          </w:p>
+        </w:tc>
+        <w:tc>
+          <w:tcPr>
+            <w:tcW w:type="dxa" w:w="2494"/>
+          </w:tcPr>
+          <w:p>
+            <w:pPr>
+              <w:spacing w:after="0"/>
+            </w:pPr>
+            <w:r/>
+            <w:r>
+              <w:rPr>
+                <w:b/>
+                <w:i w:val="0"/>
+                <w:sz w:val="20"/>
+              </w:rPr>
+              <w:t>Me and my school</w:t>
+            </w:r>
+          </w:p>
+        </w:tc>
+        <w:tc>
+          <w:tcPr>
+            <w:tcW w:type="dxa" w:w="4365"/>
+          </w:tcPr>
+          <w:p>
+            <w:pPr>
+              <w:spacing w:after="0"/>
+            </w:pPr>
+            <w:r/>
+            <w:r>
+              <w:rPr>
+                <w:b w:val="0"/>
+                <w:i w:val="0"/>
+                <w:sz w:val="20"/>
+              </w:rPr>
+              <w:t>Unit 15: At the football match – Lesson 1 (Activities 1–2)</w:t>
+            </w:r>
+          </w:p>
+        </w:tc>
+        <w:tc>
+          <w:tcPr>
+            <w:tcW w:type="dxa" w:w="1474"/>
+          </w:tcPr>
+          <w:p>
+            <w:pPr>
+              <w:spacing w:after="0"/>
+              <w:jc w:val="center"/>
+            </w:pPr>
+            <w:r/>
+            <w:r>
+              <w:rPr>
+                <w:b w:val="0"/>
+                <w:i w:val="0"/>
+                <w:sz w:val="20"/>
+              </w:rPr>
+              <w:t>Tiết 61 (1 tiết)</w:t>
+            </w:r>
+          </w:p>
+        </w:tc>
+        <w:tc>
+          <w:tcPr>
+            <w:tcW w:type="dxa" w:w="4195"/>
+          </w:tcPr>
+          <w:p>
+            <w:pPr>
+              <w:spacing w:after="0"/>
+            </w:pPr>
+            <w:r/>
+            <w:r>
+              <w:rPr>
+                <w:b w:val="0"/>
+                <w:i w:val="0"/>
+                <w:sz w:val="18"/>
+              </w:rPr>
+              <w:t>Digital competence 1.1.CB1a: Listen to the audio on the class computer and point to the right pictures (face, father, foot, football); Life skills: Communication skills: confidently greet others and introduce themselves in simple sentences</w:t>
+            </w:r>
+          </w:p>
+        </w:tc>
+        <w:tc>
+          <w:tcPr>
+            <w:tcW w:type="dxa" w:w="1020"/>
+          </w:tcPr>
+          <w:p>
+            <w:pPr>
+              <w:spacing w:after="0"/>
+            </w:pPr>
+            <w:r/>
+            <w:r>
+              <w:rPr>
+                <w:b w:val="0"/>
+                <w:i w:val="0"/>
+                <w:sz w:val="18"/>
+              </w:rPr>
+            </w:r>
+          </w:p>
+        </w:tc>
+      </w:tr>
+      <w:tr>
+        <w:tc>
+          <w:tcPr>
+            <w:tcW w:type="dxa" w:w="850"/>
+          </w:tcPr>
+          <w:p>
+            <w:pPr>
+              <w:spacing w:after="0"/>
+              <w:jc w:val="center"/>
+            </w:pPr>
+            <w:r/>
+            <w:r>
+              <w:rPr>
+                <w:b w:val="0"/>
+                <w:i w:val="0"/>
+                <w:sz w:val="20"/>
+              </w:rPr>
+            </w:r>
+          </w:p>
+        </w:tc>
+        <w:tc>
+          <w:tcPr>
+            <w:tcW w:type="dxa" w:w="2494"/>
+          </w:tcPr>
+          <w:p>
+            <w:pPr>
+              <w:spacing w:after="0"/>
+            </w:pPr>
+            <w:r/>
+            <w:r>
+              <w:rPr>
+                <w:b/>
+                <w:i w:val="0"/>
+                <w:sz w:val="20"/>
+              </w:rPr>
+            </w:r>
+          </w:p>
+        </w:tc>
+        <w:tc>
+          <w:tcPr>
+            <w:tcW w:type="dxa" w:w="4365"/>
+          </w:tcPr>
+          <w:p>
+            <w:pPr>
+              <w:spacing w:after="0"/>
+            </w:pPr>
+            <w:r/>
+            <w:r>
+              <w:rPr>
+                <w:b w:val="0"/>
+                <w:i w:val="0"/>
+                <w:sz w:val="20"/>
+              </w:rPr>
+              <w:t>Unit 15: At the football match – Lesson 2 (Activities 3–5)</w:t>
+            </w:r>
+          </w:p>
+        </w:tc>
+        <w:tc>
+          <w:tcPr>
+            <w:tcW w:type="dxa" w:w="1474"/>
+          </w:tcPr>
+          <w:p>
+            <w:pPr>
+              <w:spacing w:after="0"/>
+              <w:jc w:val="center"/>
+            </w:pPr>
+            <w:r/>
+            <w:r>
+              <w:rPr>
+                <w:b w:val="0"/>
+                <w:i w:val="0"/>
+                <w:sz w:val="20"/>
+              </w:rPr>
+              <w:t>Tiết 62 (1 tiết)</w:t>
+            </w:r>
+          </w:p>
+        </w:tc>
+        <w:tc>
+          <w:tcPr>
+            <w:tcW w:type="dxa" w:w="4195"/>
+          </w:tcPr>
+          <w:p>
+            <w:pPr>
+              <w:spacing w:after="0"/>
+            </w:pPr>
+            <w:r/>
+            <w:r>
+              <w:rPr>
+                <w:b w:val="0"/>
+                <w:i w:val="0"/>
+                <w:sz w:val="18"/>
+              </w:rPr>
+              <w:t>Digital competence 1.3.CB1a: Watch and listen to the Unit 15 chant on the safe learning website hoclieu.vn on the projector with the teacher’s guidance; Life skills: Communication skills: confidently greet others and introduce themselves in simple sentences</w:t>
+            </w:r>
+          </w:p>
+        </w:tc>
+        <w:tc>
+          <w:tcPr>
+            <w:tcW w:type="dxa" w:w="1020"/>
+          </w:tcPr>
+          <w:p>
+            <w:pPr>
+              <w:spacing w:after="0"/>
+            </w:pPr>
+            <w:r/>
+            <w:r>
+              <w:rPr>
+                <w:b w:val="0"/>
+                <w:i w:val="0"/>
+                <w:sz w:val="18"/>
+              </w:rPr>
+            </w:r>
+          </w:p>
+        </w:tc>
+      </w:tr>
+      <w:tr>
+        <w:tc>
+          <w:tcPr>
+            <w:tcW w:type="dxa" w:w="850"/>
+          </w:tcPr>
+          <w:p>
+            <w:pPr>
+              <w:spacing w:after="0"/>
+              <w:jc w:val="center"/>
+            </w:pPr>
+            <w:r/>
+            <w:r>
+              <w:rPr>
+                <w:b w:val="0"/>
+                <w:i w:val="0"/>
+                <w:sz w:val="20"/>
+              </w:rPr>
+              <w:t>Tuần 32</w:t>
+            </w:r>
+          </w:p>
+        </w:tc>
+        <w:tc>
+          <w:tcPr>
+            <w:tcW w:type="dxa" w:w="2494"/>
+          </w:tcPr>
+          <w:p>
+            <w:pPr>
+              <w:spacing w:after="0"/>
+            </w:pPr>
+            <w:r/>
+            <w:r>
+              <w:rPr>
+                <w:b/>
+                <w:i w:val="0"/>
+                <w:sz w:val="20"/>
+              </w:rPr>
+              <w:t>Me and my school</w:t>
+            </w:r>
+          </w:p>
+        </w:tc>
+        <w:tc>
+          <w:tcPr>
+            <w:tcW w:type="dxa" w:w="4365"/>
+          </w:tcPr>
+          <w:p>
+            <w:pPr>
+              <w:spacing w:after="0"/>
+            </w:pPr>
+            <w:r/>
+            <w:r>
+              <w:rPr>
+                <w:b w:val="0"/>
+                <w:i w:val="0"/>
+                <w:sz w:val="20"/>
+              </w:rPr>
+              <w:t>Unit 15: At the football match – Lesson 3 (Activities 6–8)</w:t>
+            </w:r>
+          </w:p>
+        </w:tc>
+        <w:tc>
+          <w:tcPr>
+            <w:tcW w:type="dxa" w:w="1474"/>
+          </w:tcPr>
+          <w:p>
+            <w:pPr>
+              <w:spacing w:after="0"/>
+              <w:jc w:val="center"/>
+            </w:pPr>
+            <w:r/>
+            <w:r>
+              <w:rPr>
+                <w:b w:val="0"/>
+                <w:i w:val="0"/>
+                <w:sz w:val="20"/>
+              </w:rPr>
+              <w:t>Tiết 63 (1 tiết)</w:t>
+            </w:r>
+          </w:p>
+        </w:tc>
+        <w:tc>
+          <w:tcPr>
+            <w:tcW w:type="dxa" w:w="4195"/>
+          </w:tcPr>
+          <w:p>
+            <w:pPr>
+              <w:spacing w:after="0"/>
+            </w:pPr>
+            <w:r/>
+            <w:r>
+              <w:rPr>
+                <w:b w:val="0"/>
+                <w:i w:val="0"/>
+                <w:sz w:val="18"/>
+              </w:rPr>
+              <w:t>Digital competence 1.1.CB1a: Watch the song pictures on the projector, listen and point to the right body parts; Life skills: Communication skills: confidently greet others and introduce themselves in simple sentences</w:t>
+            </w:r>
+          </w:p>
+        </w:tc>
+        <w:tc>
+          <w:tcPr>
+            <w:tcW w:type="dxa" w:w="1020"/>
+          </w:tcPr>
+          <w:p>
+            <w:pPr>
+              <w:spacing w:after="0"/>
+            </w:pPr>
+            <w:r/>
+            <w:r>
+              <w:rPr>
+                <w:b w:val="0"/>
+                <w:i w:val="0"/>
+                <w:sz w:val="18"/>
+              </w:rPr>
+            </w:r>
+          </w:p>
+        </w:tc>
+      </w:tr>
+      <w:tr>
+        <w:tc>
+          <w:tcPr>
+            <w:tcW w:type="dxa" w:w="850"/>
+          </w:tcPr>
+          <w:p>
+            <w:pPr>
+              <w:spacing w:after="0"/>
+              <w:jc w:val="center"/>
+            </w:pPr>
+            <w:r/>
+            <w:r>
+              <w:rPr>
+                <w:b w:val="0"/>
+                <w:i w:val="0"/>
+                <w:sz w:val="20"/>
+              </w:rPr>
+            </w:r>
+          </w:p>
+        </w:tc>
+        <w:tc>
+          <w:tcPr>
+            <w:tcW w:type="dxa" w:w="2494"/>
+          </w:tcPr>
+          <w:p>
+            <w:pPr>
+              <w:spacing w:after="0"/>
+            </w:pPr>
+            <w:r/>
+            <w:r>
+              <w:rPr>
+                <w:b/>
+                <w:i w:val="0"/>
+                <w:sz w:val="20"/>
+              </w:rPr>
+              <w:t>Me and my family</w:t>
+            </w:r>
+          </w:p>
+        </w:tc>
+        <w:tc>
+          <w:tcPr>
+            <w:tcW w:type="dxa" w:w="4365"/>
+          </w:tcPr>
+          <w:p>
+            <w:pPr>
+              <w:spacing w:after="0"/>
+            </w:pPr>
+            <w:r/>
+            <w:r>
+              <w:rPr>
+                <w:b w:val="0"/>
+                <w:i w:val="0"/>
+                <w:sz w:val="20"/>
+              </w:rPr>
+              <w:t>Unit 16: At home – Lesson 1 (Activities 1–2)</w:t>
+            </w:r>
+          </w:p>
+        </w:tc>
+        <w:tc>
+          <w:tcPr>
+            <w:tcW w:type="dxa" w:w="1474"/>
+          </w:tcPr>
+          <w:p>
+            <w:pPr>
+              <w:spacing w:after="0"/>
+              <w:jc w:val="center"/>
+            </w:pPr>
+            <w:r/>
+            <w:r>
+              <w:rPr>
+                <w:b w:val="0"/>
+                <w:i w:val="0"/>
+                <w:sz w:val="20"/>
+              </w:rPr>
+              <w:t>Tiết 64 (1 tiết)</w:t>
+            </w:r>
+          </w:p>
+        </w:tc>
+        <w:tc>
+          <w:tcPr>
+            <w:tcW w:type="dxa" w:w="4195"/>
+          </w:tcPr>
+          <w:p>
+            <w:pPr>
+              <w:spacing w:after="0"/>
+            </w:pPr>
+            <w:r/>
+            <w:r>
+              <w:rPr>
+                <w:b w:val="0"/>
+                <w:i w:val="0"/>
+                <w:sz w:val="18"/>
+              </w:rPr>
+              <w:t>Digital competence 1.3.CB1b: Pupils sort pictures of houses into the "My Home" folder on the class computer; Life skills: Communication skills: confidently greet others and introduce themselves in simple sentences</w:t>
+            </w:r>
+          </w:p>
+        </w:tc>
+        <w:tc>
+          <w:tcPr>
+            <w:tcW w:type="dxa" w:w="1020"/>
+          </w:tcPr>
+          <w:p>
+            <w:pPr>
+              <w:spacing w:after="0"/>
+            </w:pPr>
+            <w:r/>
+            <w:r>
+              <w:rPr>
+                <w:b w:val="0"/>
+                <w:i w:val="0"/>
+                <w:sz w:val="18"/>
+              </w:rPr>
+            </w:r>
+          </w:p>
+        </w:tc>
+      </w:tr>
+      <w:tr>
+        <w:tc>
+          <w:tcPr>
+            <w:tcW w:type="dxa" w:w="850"/>
+          </w:tcPr>
+          <w:p>
+            <w:pPr>
+              <w:spacing w:after="0"/>
+              <w:jc w:val="center"/>
+            </w:pPr>
+            <w:r/>
+            <w:r>
+              <w:rPr>
+                <w:b w:val="0"/>
+                <w:i w:val="0"/>
+                <w:sz w:val="20"/>
+              </w:rPr>
+              <w:t>Tuần 33</w:t>
+            </w:r>
+          </w:p>
+        </w:tc>
+        <w:tc>
+          <w:tcPr>
+            <w:tcW w:type="dxa" w:w="2494"/>
+          </w:tcPr>
+          <w:p>
+            <w:pPr>
+              <w:spacing w:after="0"/>
+            </w:pPr>
+            <w:r/>
+            <w:r>
+              <w:rPr>
+                <w:b/>
+                <w:i w:val="0"/>
+                <w:sz w:val="20"/>
+              </w:rPr>
+              <w:t>Me and my family</w:t>
+            </w:r>
+          </w:p>
+        </w:tc>
+        <w:tc>
+          <w:tcPr>
+            <w:tcW w:type="dxa" w:w="4365"/>
+          </w:tcPr>
+          <w:p>
+            <w:pPr>
+              <w:spacing w:after="0"/>
+            </w:pPr>
+            <w:r/>
+            <w:r>
+              <w:rPr>
+                <w:b w:val="0"/>
+                <w:i w:val="0"/>
+                <w:sz w:val="20"/>
+              </w:rPr>
+              <w:t>Unit 16: At home – Lesson 2 (Activities 3–5)</w:t>
+            </w:r>
+          </w:p>
+        </w:tc>
+        <w:tc>
+          <w:tcPr>
+            <w:tcW w:type="dxa" w:w="1474"/>
+          </w:tcPr>
+          <w:p>
+            <w:pPr>
+              <w:spacing w:after="0"/>
+              <w:jc w:val="center"/>
+            </w:pPr>
+            <w:r/>
+            <w:r>
+              <w:rPr>
+                <w:b w:val="0"/>
+                <w:i w:val="0"/>
+                <w:sz w:val="20"/>
+              </w:rPr>
+              <w:t>Tiết 65 (1 tiết)</w:t>
+            </w:r>
+          </w:p>
+        </w:tc>
+        <w:tc>
+          <w:tcPr>
+            <w:tcW w:type="dxa" w:w="4195"/>
+          </w:tcPr>
+          <w:p>
+            <w:pPr>
+              <w:spacing w:after="0"/>
+            </w:pPr>
+            <w:r/>
+            <w:r>
+              <w:rPr>
+                <w:b w:val="0"/>
+                <w:i w:val="0"/>
+                <w:sz w:val="18"/>
+              </w:rPr>
+              <w:t>Digital competence 1.3.CB1a: Watch and listen to the Unit 16 chant on the safe learning website hoclieu.vn on the projector with the teacher’s guidance; Life skills: Communication skills: confidently greet others and introduce themselves in simple sentences</w:t>
+            </w:r>
+          </w:p>
+        </w:tc>
+        <w:tc>
+          <w:tcPr>
+            <w:tcW w:type="dxa" w:w="1020"/>
+          </w:tcPr>
+          <w:p>
+            <w:pPr>
+              <w:spacing w:after="0"/>
+            </w:pPr>
+            <w:r/>
+            <w:r>
+              <w:rPr>
+                <w:b w:val="0"/>
+                <w:i w:val="0"/>
+                <w:sz w:val="18"/>
+              </w:rPr>
+            </w:r>
+          </w:p>
+        </w:tc>
+      </w:tr>
+      <w:tr>
+        <w:tc>
+          <w:tcPr>
+            <w:tcW w:type="dxa" w:w="850"/>
+          </w:tcPr>
+          <w:p>
+            <w:pPr>
+              <w:spacing w:after="0"/>
+              <w:jc w:val="center"/>
+            </w:pPr>
+            <w:r/>
+            <w:r>
+              <w:rPr>
+                <w:b w:val="0"/>
+                <w:i w:val="0"/>
+                <w:sz w:val="20"/>
+              </w:rPr>
+            </w:r>
+          </w:p>
+        </w:tc>
+        <w:tc>
+          <w:tcPr>
+            <w:tcW w:type="dxa" w:w="2494"/>
+          </w:tcPr>
+          <w:p>
+            <w:pPr>
+              <w:spacing w:after="0"/>
+            </w:pPr>
+            <w:r/>
+            <w:r>
+              <w:rPr>
+                <w:b/>
+                <w:i w:val="0"/>
+                <w:sz w:val="20"/>
+              </w:rPr>
+            </w:r>
+          </w:p>
+        </w:tc>
+        <w:tc>
+          <w:tcPr>
+            <w:tcW w:type="dxa" w:w="4365"/>
+          </w:tcPr>
+          <w:p>
+            <w:pPr>
+              <w:spacing w:after="0"/>
+            </w:pPr>
+            <w:r/>
+            <w:r>
+              <w:rPr>
+                <w:b w:val="0"/>
+                <w:i w:val="0"/>
+                <w:sz w:val="20"/>
+              </w:rPr>
+              <w:t>Unit 16: At home – Lesson 3 (Activities 6–8)</w:t>
+            </w:r>
+          </w:p>
+        </w:tc>
+        <w:tc>
+          <w:tcPr>
+            <w:tcW w:type="dxa" w:w="1474"/>
+          </w:tcPr>
+          <w:p>
+            <w:pPr>
+              <w:spacing w:after="0"/>
+              <w:jc w:val="center"/>
+            </w:pPr>
+            <w:r/>
+            <w:r>
+              <w:rPr>
+                <w:b w:val="0"/>
+                <w:i w:val="0"/>
+                <w:sz w:val="20"/>
+              </w:rPr>
+              <w:t>Tiết 66 (1 tiết)</w:t>
+            </w:r>
+          </w:p>
+        </w:tc>
+        <w:tc>
+          <w:tcPr>
+            <w:tcW w:type="dxa" w:w="4195"/>
+          </w:tcPr>
+          <w:p>
+            <w:pPr>
+              <w:spacing w:after="0"/>
+            </w:pPr>
+            <w:r/>
+            <w:r>
+              <w:rPr>
+                <w:b w:val="0"/>
+                <w:i w:val="0"/>
+                <w:sz w:val="18"/>
+              </w:rPr>
+              <w:t>Digital competence 1.1.CB1a: Count the things in the picture on the projector and listen to the audio to check the numbers (six to ten); Life skills: Communication skills: confidently greet others and introduce themselves in simple sentences</w:t>
+            </w:r>
+          </w:p>
+        </w:tc>
+        <w:tc>
+          <w:tcPr>
+            <w:tcW w:type="dxa" w:w="1020"/>
+          </w:tcPr>
+          <w:p>
+            <w:pPr>
+              <w:spacing w:after="0"/>
+            </w:pPr>
+            <w:r/>
+            <w:r>
+              <w:rPr>
+                <w:b w:val="0"/>
+                <w:i w:val="0"/>
+                <w:sz w:val="18"/>
+              </w:rPr>
+            </w:r>
+          </w:p>
+        </w:tc>
+      </w:tr>
+      <w:tr>
+        <w:tc>
+          <w:tcPr>
+            <w:tcW w:type="dxa" w:w="850"/>
+          </w:tcPr>
+          <w:p>
+            <w:pPr>
+              <w:spacing w:after="0"/>
+              <w:jc w:val="center"/>
+            </w:pPr>
+            <w:r/>
+            <w:r>
+              <w:rPr>
+                <w:b w:val="0"/>
+                <w:i w:val="0"/>
+                <w:sz w:val="20"/>
+              </w:rPr>
+              <w:t>Tuần 34</w:t>
+            </w:r>
+          </w:p>
+        </w:tc>
+        <w:tc>
+          <w:tcPr>
+            <w:tcW w:type="dxa" w:w="2494"/>
+          </w:tcPr>
+          <w:p>
+            <w:pPr>
+              <w:spacing w:after="0"/>
+            </w:pPr>
+            <w:r/>
+            <w:r>
+              <w:rPr>
+                <w:b/>
+                <w:i w:val="0"/>
+                <w:sz w:val="20"/>
+              </w:rPr>
+              <w:t>Revision / Self-check</w:t>
+            </w:r>
+          </w:p>
+        </w:tc>
+        <w:tc>
+          <w:tcPr>
+            <w:tcW w:type="dxa" w:w="4365"/>
+          </w:tcPr>
+          <w:p>
+            <w:pPr>
+              <w:spacing w:after="0"/>
+            </w:pPr>
+            <w:r/>
+            <w:r>
+              <w:rPr>
+                <w:b w:val="0"/>
+                <w:i w:val="0"/>
+                <w:sz w:val="20"/>
+              </w:rPr>
+              <w:t>Review 4 – Phil and Sue</w:t>
+            </w:r>
+          </w:p>
+        </w:tc>
+        <w:tc>
+          <w:tcPr>
+            <w:tcW w:type="dxa" w:w="1474"/>
+          </w:tcPr>
+          <w:p>
+            <w:pPr>
+              <w:spacing w:after="0"/>
+              <w:jc w:val="center"/>
+            </w:pPr>
+            <w:r/>
+            <w:r>
+              <w:rPr>
+                <w:b w:val="0"/>
+                <w:i w:val="0"/>
+                <w:sz w:val="20"/>
+              </w:rPr>
+              <w:t>Tiết 67 (1 tiết)</w:t>
+            </w:r>
+          </w:p>
+        </w:tc>
+        <w:tc>
+          <w:tcPr>
+            <w:tcW w:type="dxa" w:w="4195"/>
+          </w:tcPr>
+          <w:p>
+            <w:pPr>
+              <w:spacing w:after="0"/>
+            </w:pPr>
+            <w:r/>
+            <w:r>
+              <w:rPr>
+                <w:b w:val="0"/>
+                <w:i w:val="0"/>
+                <w:sz w:val="18"/>
+              </w:rPr>
+              <w:t>Digital competence 1.2.CB1a: Look at the Phil and Sue story pictures on the projector and find simple information (who, what they see) to answer the teacher’s questions</w:t>
+            </w:r>
+          </w:p>
+        </w:tc>
+        <w:tc>
+          <w:tcPr>
+            <w:tcW w:type="dxa" w:w="1020"/>
+          </w:tcPr>
+          <w:p>
+            <w:pPr>
+              <w:spacing w:after="0"/>
+            </w:pPr>
+            <w:r/>
+            <w:r>
+              <w:rPr>
+                <w:b w:val="0"/>
+                <w:i w:val="0"/>
+                <w:sz w:val="18"/>
+              </w:rPr>
+            </w:r>
+          </w:p>
+        </w:tc>
+      </w:tr>
+      <w:tr>
+        <w:tc>
+          <w:tcPr>
+            <w:tcW w:type="dxa" w:w="850"/>
+          </w:tcPr>
+          <w:p>
+            <w:pPr>
+              <w:spacing w:after="0"/>
+              <w:jc w:val="center"/>
+            </w:pPr>
+            <w:r/>
+            <w:r>
+              <w:rPr>
+                <w:b w:val="0"/>
+                <w:i w:val="0"/>
+                <w:sz w:val="20"/>
+              </w:rPr>
+            </w:r>
+          </w:p>
+        </w:tc>
+        <w:tc>
+          <w:tcPr>
+            <w:tcW w:type="dxa" w:w="2494"/>
+          </w:tcPr>
+          <w:p>
+            <w:pPr>
+              <w:spacing w:after="0"/>
+            </w:pPr>
+            <w:r/>
+            <w:r>
+              <w:rPr>
+                <w:b/>
+                <w:i w:val="0"/>
+                <w:sz w:val="20"/>
+              </w:rPr>
+            </w:r>
+          </w:p>
+        </w:tc>
+        <w:tc>
+          <w:tcPr>
+            <w:tcW w:type="dxa" w:w="4365"/>
+          </w:tcPr>
+          <w:p>
+            <w:pPr>
+              <w:spacing w:after="0"/>
+            </w:pPr>
+            <w:r/>
+            <w:r>
+              <w:rPr>
+                <w:b w:val="0"/>
+                <w:i w:val="0"/>
+                <w:sz w:val="20"/>
+              </w:rPr>
+              <w:t>Review 4 – Self-check – Part 1</w:t>
+            </w:r>
+          </w:p>
+        </w:tc>
+        <w:tc>
+          <w:tcPr>
+            <w:tcW w:type="dxa" w:w="1474"/>
+          </w:tcPr>
+          <w:p>
+            <w:pPr>
+              <w:spacing w:after="0"/>
+              <w:jc w:val="center"/>
+            </w:pPr>
+            <w:r/>
+            <w:r>
+              <w:rPr>
+                <w:b w:val="0"/>
+                <w:i w:val="0"/>
+                <w:sz w:val="20"/>
+              </w:rPr>
+              <w:t>Tiết 68 (1 tiết)</w:t>
+            </w:r>
+          </w:p>
+        </w:tc>
+        <w:tc>
+          <w:tcPr>
+            <w:tcW w:type="dxa" w:w="4195"/>
+          </w:tcPr>
+          <w:p>
+            <w:pPr>
+              <w:spacing w:after="0"/>
+            </w:pPr>
+            <w:r/>
+            <w:r>
+              <w:rPr>
+                <w:b w:val="0"/>
+                <w:i w:val="0"/>
+                <w:sz w:val="18"/>
+              </w:rPr>
+              <w:t>Digital competence 1.1.CB1a: Listen to the Self-check audio on the class computer and check their answers on the screen with the teacher’s guidance</w:t>
+            </w:r>
+          </w:p>
+        </w:tc>
+        <w:tc>
+          <w:tcPr>
+            <w:tcW w:type="dxa" w:w="1020"/>
+          </w:tcPr>
+          <w:p>
+            <w:pPr>
+              <w:spacing w:after="0"/>
+            </w:pPr>
+            <w:r/>
+            <w:r>
+              <w:rPr>
+                <w:b w:val="0"/>
+                <w:i w:val="0"/>
+                <w:sz w:val="18"/>
+              </w:rPr>
+            </w:r>
+          </w:p>
+        </w:tc>
+      </w:tr>
+      <w:tr>
+        <w:tc>
+          <w:tcPr>
+            <w:tcW w:type="dxa" w:w="850"/>
+          </w:tcPr>
+          <w:p>
+            <w:pPr>
+              <w:spacing w:after="0"/>
+              <w:jc w:val="center"/>
+            </w:pPr>
+            <w:r/>
+            <w:r>
+              <w:rPr>
+                <w:b w:val="0"/>
+                <w:i w:val="0"/>
+                <w:sz w:val="20"/>
+              </w:rPr>
               <w:t>Tuần 35</w:t>
             </w:r>
           </w:p>
@@ -4263,6 +8195,7 @@
                 <w:i w:val="0"/>
                 <w:sz w:val="20"/>
               </w:rPr>
+              <w:t>Revision / Self-check</w:t>
             </w:r>
           </w:p>
         </w:tc>
@@ -4281,7 +8214,7 @@
                 <w:i w:val="0"/>
                 <w:sz w:val="20"/>
               </w:rPr>
-              <w:t>Review 4: Self-check</w:t>
+              <w:t>Review 4 – Self-check – Part 2</w:t>
             </w:r>
           </w:p>
         </w:tc>
@@ -4301,7 +8234,7 @@
                 <w:i w:val="0"/>
                 <w:sz w:val="20"/>
               </w:rPr>
-              <w:t>Tiết 35 (1 tiết)</w:t>
+              <w:t>Tiết 69 (1 tiết)</w:t>
             </w:r>
           </w:p>
         </w:tc>
@@ -4320,6 +8253,123 @@
                 <w:i w:val="0"/>
                 <w:sz w:val="18"/>
               </w:rPr>
+              <w:t>Digital competence 5.2.CB1a: Choose a simple revision tool the teacher prepares (the audio, digital flashcards or a picture game) to practise the words</w:t>
+            </w:r>
+          </w:p>
+        </w:tc>
+        <w:tc>
+          <w:tcPr>
+            <w:tcW w:type="dxa" w:w="1020"/>
+          </w:tcPr>
+          <w:p>
+            <w:pPr>
+              <w:spacing w:after="0"/>
+            </w:pPr>
+            <w:r/>
+            <w:r>
+              <w:rPr>
+                <w:b w:val="0"/>
+                <w:i w:val="0"/>
+                <w:sz w:val="18"/>
+              </w:rPr>
+            </w:r>
+          </w:p>
+        </w:tc>
+      </w:tr>
+      <w:tr>
+        <w:tc>
+          <w:tcPr>
+            <w:tcW w:type="dxa" w:w="850"/>
+          </w:tcPr>
+          <w:p>
+            <w:pPr>
+              <w:spacing w:after="0"/>
+              <w:jc w:val="center"/>
+            </w:pPr>
+            <w:r/>
+            <w:r>
+              <w:rPr>
+                <w:b w:val="0"/>
+                <w:i w:val="0"/>
+                <w:sz w:val="20"/>
+              </w:rPr>
+            </w:r>
+          </w:p>
+        </w:tc>
+        <w:tc>
+          <w:tcPr>
+            <w:tcW w:type="dxa" w:w="2494"/>
+          </w:tcPr>
+          <w:p>
+            <w:pPr>
+              <w:spacing w:after="0"/>
+            </w:pPr>
+            <w:r/>
+            <w:r>
+              <w:rPr>
+                <w:b/>
+                <w:i w:val="0"/>
+                <w:sz w:val="20"/>
+              </w:rPr>
+              <w:t>Reserve / Consolidation</w:t>
+            </w:r>
+          </w:p>
+        </w:tc>
+        <w:tc>
+          <w:tcPr>
+            <w:tcW w:type="dxa" w:w="4365"/>
+          </w:tcPr>
+          <w:p>
+            <w:pPr>
+              <w:spacing w:after="0"/>
+            </w:pPr>
+            <w:r/>
+            <w:r>
+              <w:rPr>
+                <w:b w:val="0"/>
+                <w:i w:val="0"/>
+                <w:sz w:val="20"/>
+              </w:rPr>
+              <w:t>Reserve period 2</w:t>
+            </w:r>
+          </w:p>
+        </w:tc>
+        <w:tc>
+          <w:tcPr>
+            <w:tcW w:type="dxa" w:w="1474"/>
+          </w:tcPr>
+          <w:p>
+            <w:pPr>
+              <w:spacing w:after="0"/>
+              <w:jc w:val="center"/>
+            </w:pPr>
+            <w:r/>
+            <w:r>
+              <w:rPr>
+                <w:b w:val="0"/>
+                <w:i w:val="0"/>
+                <w:sz w:val="20"/>
+              </w:rPr>
+              <w:t>Tiết 70 (1 tiết)</w:t>
+            </w:r>
+          </w:p>
+        </w:tc>
+        <w:tc>
+          <w:tcPr>
+            <w:tcW w:type="dxa" w:w="4195"/>
+          </w:tcPr>
+          <w:p>
+            <w:pPr>
+              <w:spacing w:after="0"/>
+            </w:pPr>
+            <w:r/>
+            <w:r>
+              <w:rPr>
+                <w:b w:val="0"/>
+                <w:i w:val="0"/>
+                <w:sz w:val="18"/>
+              </w:rPr>
+              <w:t>Digital competence 2.4.CB1a: Take part in a simple picture quiz on the projector, taking turns and cheering politely</w:t>
             </w:r>
           </w:p>
         </w:tc>
